--- a/НИР_ЭДО_7стран_и_практика/04_Сравнение_стран/Сравнение_с_Россией.docx
+++ b/НИР_ЭДО_7стран_и_практика/04_Сравнение_стран/Сравнение_с_Россией.docx
@@ -11,6 +11,7 @@
         <w:rPr>
           <w:rFonts w:ascii="Calibri" w:hAnsi="Calibri" w:eastAsia="Calibri"/>
           <w:b/>
+          <w:i w:val="0"/>
           <w:color w:val="1F4E79"/>
           <w:sz w:val="44"/>
         </w:rPr>
@@ -25,10 +26,26 @@
         <w:rPr>
           <w:rFonts w:ascii="Calibri" w:hAnsi="Calibri" w:eastAsia="Calibri"/>
           <w:b w:val="0"/>
+          <w:i w:val="0"/>
           <w:color w:val="535353"/>
           <w:sz w:val="26"/>
         </w:rPr>
         <w:t>63‑ФЗ, ст. 22.1–22.3 ТК, ПП 2464, 315‑ФЗ (август 2026)</w:t>
+      </w:r>
+    </w:p>
+    <w:p>
+      <w:pPr>
+        <w:spacing w:after="160"/>
+      </w:pPr>
+      <w:r>
+        <w:rPr>
+          <w:rFonts w:ascii="Calibri" w:hAnsi="Calibri" w:eastAsia="Calibri"/>
+          <w:b w:val="0"/>
+          <w:i w:val="0"/>
+          <w:color w:val="535353"/>
+          <w:sz w:val="22"/>
+        </w:rPr>
+        <w:t>Сравнительный анализ зарубежного регулирования электронного документооборота (ЭДО) с правовой моделью Российской Федерации. Актуализация: август 2026 г.</w:t>
       </w:r>
     </w:p>
     <w:p>
@@ -39,10 +56,11 @@
         <w:rPr>
           <w:rFonts w:ascii="Calibri" w:hAnsi="Calibri" w:eastAsia="Calibri"/>
           <w:b w:val="0"/>
+          <w:i/>
           <w:color w:val="535353"/>
-          <w:sz w:val="22"/>
+          <w:sz w:val="20"/>
         </w:rPr>
-        <w:t>Сравнительный анализ зарубежного регулирования электронного документооборота (ЭДО) с правовой моделью Российской Федерации. Актуализация: август 2026 г.</w:t>
+        <w:t>Как проверить. После каждого блока фактов — строка «Проверить» с кликабельной ссылкой на официальный текст закона, судебное решение или первоисточник. Рекомендации («что добавить / не переносить») — выводы автора НИР, но рядом указаны нормы, на которые они опираются. Номера дел не вымышлены.</w:t>
       </w:r>
     </w:p>
     <w:p>
@@ -61,6 +79,7 @@
         <w:rPr>
           <w:rFonts w:ascii="Calibri" w:hAnsi="Calibri" w:eastAsia="Calibri"/>
           <w:b w:val="0"/>
+          <w:i w:val="0"/>
           <w:sz w:val="24"/>
         </w:rPr>
         <w:t>Юридическая сила электронного документа и подписи — прежде всего ФЗ от 06.04.2011 № 63‑ФЗ (ПЭП / УНЭП / УКЭП).</w:t>
@@ -74,6 +93,7 @@
         <w:rPr>
           <w:rFonts w:ascii="Calibri" w:hAnsi="Calibri" w:eastAsia="Calibri"/>
           <w:b w:val="0"/>
+          <w:i w:val="0"/>
           <w:sz w:val="24"/>
         </w:rPr>
         <w:t>B2B‑ЭДО (счета‑фактуры, УПД и др.) — через операторов ЭДО и отраслевые требования ФНС / Минфина.</w:t>
@@ -87,6 +107,7 @@
         <w:rPr>
           <w:rFonts w:ascii="Calibri" w:hAnsi="Calibri" w:eastAsia="Calibri"/>
           <w:b w:val="0"/>
+          <w:i w:val="0"/>
           <w:sz w:val="24"/>
         </w:rPr>
         <w:t>Кадровый ЭДО — ст. 22.1–22.3 ТК РФ (согласие работника, виды ЭП, исключения).</w:t>
@@ -100,6 +121,7 @@
         <w:rPr>
           <w:rFonts w:ascii="Calibri" w:hAnsi="Calibri" w:eastAsia="Calibri"/>
           <w:b w:val="0"/>
+          <w:i w:val="0"/>
           <w:sz w:val="24"/>
         </w:rPr>
         <w:t>Трансграничное признание иностранных ЭП — ст. 7 63‑ФЗ: международные договоры, соглашение сторон, существенная эквивалентность; в ЕАЭС — через службу доверенной третьей стороны (ДТС).</w:t>
@@ -113,10 +135,100 @@
         <w:rPr>
           <w:rFonts w:ascii="Calibri" w:hAnsi="Calibri" w:eastAsia="Calibri"/>
           <w:b w:val="0"/>
+          <w:i w:val="0"/>
           <w:sz w:val="24"/>
         </w:rPr>
         <w:t>С августа 2026: ФЗ от 04.08.2026 № 315‑ФЗ — правила УКЭП для международных (межправительственных) организаций и их филиалов/представительств в РФ; квалифицированный сертификат выдаёт УЦ ФНС России.</w:t>
       </w:r>
+    </w:p>
+    <w:p>
+      <w:pPr>
+        <w:spacing w:before="0" w:after="200"/>
+      </w:pPr>
+      <w:r>
+        <w:rPr>
+          <w:rFonts w:ascii="Calibri" w:hAnsi="Calibri" w:eastAsia="Calibri"/>
+          <w:b w:val="0"/>
+          <w:i/>
+          <w:color w:val="535353"/>
+          <w:sz w:val="18"/>
+        </w:rPr>
+        <w:t xml:space="preserve">Проверить: </w:t>
+      </w:r>
+      <w:hyperlink r:id="rId9">
+        <w:r>
+          <w:rPr>
+            <w:color w:val="0563C1"/>
+            <w:u w:val="single"/>
+            <w:sz w:val="18"/>
+            <w:rFonts w:ascii="Calibri" w:hAnsi="Calibri"/>
+          </w:rPr>
+          <w:t xml:space="preserve">ФЗ от 06.04.2011 № 63‑ФЗ «Об электронной подписи»</w:t>
+        </w:r>
+      </w:hyperlink>
+      <w:r>
+        <w:rPr>
+          <w:rFonts w:ascii="Calibri" w:hAnsi="Calibri" w:eastAsia="Calibri"/>
+          <w:b w:val="0"/>
+          <w:i w:val="0"/>
+          <w:color w:val="535353"/>
+          <w:sz w:val="18"/>
+        </w:rPr>
+        <w:t xml:space="preserve">  ·  </w:t>
+      </w:r>
+      <w:hyperlink r:id="rId10">
+        <w:r>
+          <w:rPr>
+            <w:color w:val="0563C1"/>
+            <w:u w:val="single"/>
+            <w:sz w:val="18"/>
+            <w:rFonts w:ascii="Calibri" w:hAnsi="Calibri"/>
+          </w:rPr>
+          <w:t xml:space="preserve">ТК РФ, ст. 22.1–22.3 (кадровый ЭДО)</w:t>
+        </w:r>
+      </w:hyperlink>
+      <w:r>
+        <w:rPr>
+          <w:rFonts w:ascii="Calibri" w:hAnsi="Calibri" w:eastAsia="Calibri"/>
+          <w:b w:val="0"/>
+          <w:i w:val="0"/>
+          <w:color w:val="535353"/>
+          <w:sz w:val="18"/>
+        </w:rPr>
+        <w:t xml:space="preserve">  ·  </w:t>
+      </w:r>
+      <w:hyperlink r:id="rId11">
+        <w:r>
+          <w:rPr>
+            <w:color w:val="0563C1"/>
+            <w:u w:val="single"/>
+            <w:sz w:val="18"/>
+            <w:rFonts w:ascii="Calibri" w:hAnsi="Calibri"/>
+          </w:rPr>
+          <w:t xml:space="preserve">ФЗ от 04.08.2026 № 315‑ФЗ (УКЭП международных организаций)</w:t>
+        </w:r>
+      </w:hyperlink>
+      <w:r>
+        <w:rPr>
+          <w:rFonts w:ascii="Calibri" w:hAnsi="Calibri" w:eastAsia="Calibri"/>
+          <w:b w:val="0"/>
+          <w:i w:val="0"/>
+          <w:color w:val="535353"/>
+          <w:sz w:val="18"/>
+        </w:rPr>
+        <w:t xml:space="preserve">  ·  </w:t>
+      </w:r>
+      <w:hyperlink r:id="rId12">
+        <w:r>
+          <w:rPr>
+            <w:color w:val="0563C1"/>
+            <w:u w:val="single"/>
+            <w:sz w:val="18"/>
+            <w:rFonts w:ascii="Calibri" w:hAnsi="Calibri"/>
+          </w:rPr>
+          <w:t xml:space="preserve">Решение Коллегии ЕЭК от 22.08.2023 № 120 (ДТС ЕАЭС)</w:t>
+        </w:r>
+      </w:hyperlink>
     </w:p>
     <w:p>
       <w:pPr>
@@ -126,6 +238,7 @@
         <w:rPr>
           <w:rFonts w:ascii="Calibri" w:hAnsi="Calibri" w:eastAsia="Calibri"/>
           <w:b w:val="0"/>
+          <w:i w:val="0"/>
           <w:sz w:val="24"/>
         </w:rPr>
         <w:t>Кадровый ЭДО — ст. 22.1–22.3 ТК РФ: согласие работника, виды ЭП, исключения.</w:t>
@@ -139,6 +252,7 @@
         <w:rPr>
           <w:rFonts w:ascii="Calibri" w:hAnsi="Calibri" w:eastAsia="Calibri"/>
           <w:b w:val="0"/>
+          <w:i w:val="0"/>
           <w:sz w:val="24"/>
         </w:rPr>
         <w:t>Ч. 3 ст. 22.1 ТК РФ прямо исключает из кадрового ЭДО документы о прохождении работником инструктажа по охране труда и акты о несчастном случае на производстве.</w:t>
@@ -152,6 +266,7 @@
         <w:rPr>
           <w:rFonts w:ascii="Calibri" w:hAnsi="Calibri" w:eastAsia="Calibri"/>
           <w:b w:val="0"/>
+          <w:i w:val="0"/>
           <w:sz w:val="24"/>
         </w:rPr>
         <w:t>Обучение / инструктажи по ОТ — постановление Правительства РФ от 24.12.2021 № 2464; на практике журналы инструктажей ведутся на бумаге именно из‑за исключения ст. 22.1(3).</w:t>
@@ -165,10 +280,79 @@
         <w:rPr>
           <w:rFonts w:ascii="Calibri" w:hAnsi="Calibri" w:eastAsia="Calibri"/>
           <w:b w:val="0"/>
+          <w:i w:val="0"/>
           <w:sz w:val="24"/>
         </w:rPr>
         <w:t>Юридическая сила электронной подписи — 63‑ФЗ (ПЭП / УНЭП / УКЭП). Для кадровых документов с 2022 г. — ст. 22.2–22.3 ТК.</w:t>
       </w:r>
+    </w:p>
+    <w:p>
+      <w:pPr>
+        <w:spacing w:before="0" w:after="200"/>
+      </w:pPr>
+      <w:r>
+        <w:rPr>
+          <w:rFonts w:ascii="Calibri" w:hAnsi="Calibri" w:eastAsia="Calibri"/>
+          <w:b w:val="0"/>
+          <w:i/>
+          <w:color w:val="535353"/>
+          <w:sz w:val="18"/>
+        </w:rPr>
+        <w:t xml:space="preserve">Проверить: </w:t>
+      </w:r>
+      <w:hyperlink r:id="rId10">
+        <w:r>
+          <w:rPr>
+            <w:color w:val="0563C1"/>
+            <w:u w:val="single"/>
+            <w:sz w:val="18"/>
+            <w:rFonts w:ascii="Calibri" w:hAnsi="Calibri"/>
+          </w:rPr>
+          <w:t xml:space="preserve">ТК РФ, ст. 22.1 ч. 3 (исключения из кадрового ЭДО)</w:t>
+        </w:r>
+      </w:hyperlink>
+      <w:r>
+        <w:rPr>
+          <w:rFonts w:ascii="Calibri" w:hAnsi="Calibri" w:eastAsia="Calibri"/>
+          <w:b w:val="0"/>
+          <w:i w:val="0"/>
+          <w:color w:val="535353"/>
+          <w:sz w:val="18"/>
+        </w:rPr>
+        <w:t xml:space="preserve">  ·  </w:t>
+      </w:r>
+      <w:hyperlink r:id="rId13">
+        <w:r>
+          <w:rPr>
+            <w:color w:val="0563C1"/>
+            <w:u w:val="single"/>
+            <w:sz w:val="18"/>
+            <w:rFonts w:ascii="Calibri" w:hAnsi="Calibri"/>
+          </w:rPr>
+          <w:t xml:space="preserve">ПП РФ от 24.12.2021 № 2464 (обучение по охране труда)</w:t>
+        </w:r>
+      </w:hyperlink>
+      <w:r>
+        <w:rPr>
+          <w:rFonts w:ascii="Calibri" w:hAnsi="Calibri" w:eastAsia="Calibri"/>
+          <w:b w:val="0"/>
+          <w:i w:val="0"/>
+          <w:color w:val="535353"/>
+          <w:sz w:val="18"/>
+        </w:rPr>
+        <w:t xml:space="preserve">  ·  </w:t>
+      </w:r>
+      <w:hyperlink r:id="rId9">
+        <w:r>
+          <w:rPr>
+            <w:color w:val="0563C1"/>
+            <w:u w:val="single"/>
+            <w:sz w:val="18"/>
+            <w:rFonts w:ascii="Calibri" w:hAnsi="Calibri"/>
+          </w:rPr>
+          <w:t xml:space="preserve">ФЗ от 06.04.2011 № 63‑ФЗ «Об электронной подписи»</w:t>
+        </w:r>
+      </w:hyperlink>
     </w:p>
     <w:p>
       <w:pPr>
@@ -183,10 +367,100 @@
         <w:rPr>
           <w:rFonts w:ascii="Calibri" w:hAnsi="Calibri" w:eastAsia="Calibri"/>
           <w:b w:val="0"/>
+          <w:i w:val="0"/>
           <w:sz w:val="24"/>
         </w:rPr>
         <w:t>Среди семи стран Россия остаётся единственной, где кадровый кодекс прямо выводит из ЭДО документы об инструктаже по охране труда и акты о несчастном случае (ст. 22.1 ч. 3 ТК РФ). Это не «общемировой стандарт», а национальный выбор. Ближайший противоположный образец в этой семёрке — Беларусь (п. 35 Инструкции № 175). Ближайший «частичный» образец запрета — Сербия (Form 6 на бумаге при электронных остальных формах ОТ). ЕС‑четвёрка запрета не знает: там спорят о содержании обучения и о силе подписи, а не о праве вести журнал электронно.</w:t>
       </w:r>
+    </w:p>
+    <w:p>
+      <w:pPr>
+        <w:spacing w:before="0" w:after="200"/>
+      </w:pPr>
+      <w:r>
+        <w:rPr>
+          <w:rFonts w:ascii="Calibri" w:hAnsi="Calibri" w:eastAsia="Calibri"/>
+          <w:b w:val="0"/>
+          <w:i/>
+          <w:color w:val="535353"/>
+          <w:sz w:val="18"/>
+        </w:rPr>
+        <w:t xml:space="preserve">Проверить: </w:t>
+      </w:r>
+      <w:hyperlink r:id="rId10">
+        <w:r>
+          <w:rPr>
+            <w:color w:val="0563C1"/>
+            <w:u w:val="single"/>
+            <w:sz w:val="18"/>
+            <w:rFonts w:ascii="Calibri" w:hAnsi="Calibri"/>
+          </w:rPr>
+          <w:t xml:space="preserve">ТК РФ, ст. 22.1 ч. 3 (исключения из кадрового ЭДО)</w:t>
+        </w:r>
+      </w:hyperlink>
+      <w:r>
+        <w:rPr>
+          <w:rFonts w:ascii="Calibri" w:hAnsi="Calibri" w:eastAsia="Calibri"/>
+          <w:b w:val="0"/>
+          <w:i w:val="0"/>
+          <w:color w:val="535353"/>
+          <w:sz w:val="18"/>
+        </w:rPr>
+        <w:t xml:space="preserve">  ·  </w:t>
+      </w:r>
+      <w:hyperlink r:id="rId14">
+        <w:r>
+          <w:rPr>
+            <w:color w:val="0563C1"/>
+            <w:u w:val="single"/>
+            <w:sz w:val="18"/>
+            <w:rFonts w:ascii="Calibri" w:hAnsi="Calibri"/>
+          </w:rPr>
+          <w:t xml:space="preserve">Инструкция № 175, актуальный PDF Минтруда (п. 35)</w:t>
+        </w:r>
+      </w:hyperlink>
+      <w:r>
+        <w:rPr>
+          <w:rFonts w:ascii="Calibri" w:hAnsi="Calibri" w:eastAsia="Calibri"/>
+          <w:b w:val="0"/>
+          <w:i w:val="0"/>
+          <w:color w:val="535353"/>
+          <w:sz w:val="18"/>
+        </w:rPr>
+        <w:t xml:space="preserve">  ·  </w:t>
+      </w:r>
+      <w:hyperlink r:id="rId15">
+        <w:r>
+          <w:rPr>
+            <w:color w:val="0563C1"/>
+            <w:u w:val="single"/>
+            <w:sz w:val="18"/>
+            <w:rFonts w:ascii="Calibri" w:hAnsi="Calibri"/>
+          </w:rPr>
+          <w:t xml:space="preserve">Закон о БЗР РС 35/2023 (Paragraf)</w:t>
+        </w:r>
+      </w:hyperlink>
+      <w:r>
+        <w:rPr>
+          <w:rFonts w:ascii="Calibri" w:hAnsi="Calibri" w:eastAsia="Calibri"/>
+          <w:b w:val="0"/>
+          <w:i w:val="0"/>
+          <w:color w:val="535353"/>
+          <w:sz w:val="18"/>
+        </w:rPr>
+        <w:t xml:space="preserve">  ·  </w:t>
+      </w:r>
+      <w:hyperlink r:id="rId16">
+        <w:r>
+          <w:rPr>
+            <w:color w:val="0563C1"/>
+            <w:u w:val="single"/>
+            <w:sz w:val="18"/>
+            <w:rFonts w:ascii="Calibri" w:hAnsi="Calibri"/>
+          </w:rPr>
+          <w:t xml:space="preserve">ArbSchG (gesetze-im-internet)</w:t>
+        </w:r>
+      </w:hyperlink>
     </w:p>
     <w:p>
       <w:pPr>
@@ -203,14 +477,15 @@
         <w:tblLook w:firstColumn="1" w:firstRow="1" w:lastColumn="0" w:lastRow="0" w:noHBand="0" w:noVBand="1" w:val="04A0"/>
       </w:tblPr>
       <w:tblGrid>
-        <w:gridCol w:w="3175"/>
-        <w:gridCol w:w="3175"/>
-        <w:gridCol w:w="3175"/>
+        <w:gridCol w:w="2381"/>
+        <w:gridCol w:w="2381"/>
+        <w:gridCol w:w="2381"/>
+        <w:gridCol w:w="2381"/>
       </w:tblGrid>
       <w:tr>
         <w:tc>
           <w:tcPr>
-            <w:tcW w:type="dxa" w:w="3175"/>
+            <w:tcW w:type="dxa" w:w="2381"/>
             <w:shd w:fill="1F4E79" w:val="clear"/>
           </w:tcPr>
           <w:p>
@@ -219,6 +494,7 @@
               <w:rPr>
                 <w:rFonts w:ascii="Calibri" w:hAnsi="Calibri" w:eastAsia="Calibri"/>
                 <w:b/>
+                <w:i w:val="0"/>
                 <w:color w:val="FFFFFF"/>
                 <w:sz w:val="20"/>
               </w:rPr>
@@ -228,7 +504,7 @@
         </w:tc>
         <w:tc>
           <w:tcPr>
-            <w:tcW w:type="dxa" w:w="3175"/>
+            <w:tcW w:type="dxa" w:w="2381"/>
             <w:shd w:fill="1F4E79" w:val="clear"/>
           </w:tcPr>
           <w:p>
@@ -237,6 +513,7 @@
               <w:rPr>
                 <w:rFonts w:ascii="Calibri" w:hAnsi="Calibri" w:eastAsia="Calibri"/>
                 <w:b/>
+                <w:i w:val="0"/>
                 <w:color w:val="FFFFFF"/>
                 <w:sz w:val="20"/>
               </w:rPr>
@@ -246,7 +523,7 @@
         </w:tc>
         <w:tc>
           <w:tcPr>
-            <w:tcW w:type="dxa" w:w="3175"/>
+            <w:tcW w:type="dxa" w:w="2381"/>
             <w:shd w:fill="1F4E79" w:val="clear"/>
           </w:tcPr>
           <w:p>
@@ -255,6 +532,7 @@
               <w:rPr>
                 <w:rFonts w:ascii="Calibri" w:hAnsi="Calibri" w:eastAsia="Calibri"/>
                 <w:b/>
+                <w:i w:val="0"/>
                 <w:color w:val="FFFFFF"/>
                 <w:sz w:val="20"/>
               </w:rPr>
@@ -262,11 +540,10 @@
             </w:r>
           </w:p>
         </w:tc>
-      </w:tr>
-      <w:tr>
         <w:tc>
           <w:tcPr>
-            <w:tcW w:type="dxa" w:w="3175"/>
+            <w:tcW w:type="dxa" w:w="2381"/>
+            <w:shd w:fill="1F4E79" w:val="clear"/>
           </w:tcPr>
           <w:p>
             <w:r/>
@@ -274,6 +551,27 @@
               <w:rPr>
                 <w:rFonts w:ascii="Calibri" w:hAnsi="Calibri" w:eastAsia="Calibri"/>
                 <w:b/>
+                <w:i w:val="0"/>
+                <w:color w:val="FFFFFF"/>
+                <w:sz w:val="20"/>
+              </w:rPr>
+              <w:t>Проверить</w:t>
+            </w:r>
+          </w:p>
+        </w:tc>
+      </w:tr>
+      <w:tr>
+        <w:tc>
+          <w:tcPr>
+            <w:tcW w:type="dxa" w:w="2381"/>
+          </w:tcPr>
+          <w:p>
+            <w:r/>
+            <w:r>
+              <w:rPr>
+                <w:rFonts w:ascii="Calibri" w:hAnsi="Calibri" w:eastAsia="Calibri"/>
+                <w:b/>
+                <w:i w:val="0"/>
                 <w:sz w:val="20"/>
               </w:rPr>
               <w:t>Иерархия подписи</w:t>
@@ -282,7 +580,7 @@
         </w:tc>
         <w:tc>
           <w:tcPr>
-            <w:tcW w:type="dxa" w:w="3175"/>
+            <w:tcW w:type="dxa" w:w="2381"/>
           </w:tcPr>
           <w:p>
             <w:r/>
@@ -290,6 +588,7 @@
               <w:rPr>
                 <w:rFonts w:ascii="Calibri" w:hAnsi="Calibri" w:eastAsia="Calibri"/>
                 <w:b w:val="0"/>
+                <w:i w:val="0"/>
                 <w:sz w:val="20"/>
               </w:rPr>
               <w:t>ПЭП / УНЭП / УКЭП (63‑ФЗ)</w:t>
@@ -298,7 +597,7 @@
         </w:tc>
         <w:tc>
           <w:tcPr>
-            <w:tcW w:type="dxa" w:w="3175"/>
+            <w:tcW w:type="dxa" w:w="2381"/>
           </w:tcPr>
           <w:p>
             <w:r/>
@@ -306,17 +605,37 @@
               <w:rPr>
                 <w:rFonts w:ascii="Calibri" w:hAnsi="Calibri" w:eastAsia="Calibri"/>
                 <w:b w:val="0"/>
+                <w:i w:val="0"/>
                 <w:sz w:val="20"/>
               </w:rPr>
               <w:t>DE/ES/IE/FR/RS — SES/AES/QES. BY — ЭЦП. KE — advanced e‑signature без европейской лестницы</w:t>
             </w:r>
           </w:p>
         </w:tc>
+        <w:tc>
+          <w:tcPr>
+            <w:tcW w:type="dxa" w:w="2381"/>
+          </w:tcPr>
+          <w:p>
+            <w:r/>
+            <w:hyperlink r:id="rId9">
+              <w:r>
+                <w:rPr>
+                  <w:color w:val="0563C1"/>
+                  <w:u w:val="single"/>
+                  <w:sz w:val="18"/>
+                  <w:rFonts w:ascii="Calibri" w:hAnsi="Calibri"/>
+                </w:rPr>
+                <w:t xml:space="preserve">ФЗ от 06.04.2011 № 63‑ФЗ «Об электронной подписи»</w:t>
+              </w:r>
+            </w:hyperlink>
+          </w:p>
+        </w:tc>
       </w:tr>
       <w:tr>
         <w:tc>
           <w:tcPr>
-            <w:tcW w:type="dxa" w:w="3175"/>
+            <w:tcW w:type="dxa" w:w="2381"/>
           </w:tcPr>
           <w:p>
             <w:r/>
@@ -324,6 +643,7 @@
               <w:rPr>
                 <w:rFonts w:ascii="Calibri" w:hAnsi="Calibri" w:eastAsia="Calibri"/>
                 <w:b/>
+                <w:i w:val="0"/>
                 <w:sz w:val="20"/>
               </w:rPr>
               <w:t>Презумпция подлинности</w:t>
@@ -332,7 +652,7 @@
         </w:tc>
         <w:tc>
           <w:tcPr>
-            <w:tcW w:type="dxa" w:w="3175"/>
+            <w:tcW w:type="dxa" w:w="2381"/>
           </w:tcPr>
           <w:p>
             <w:r/>
@@ -340,6 +660,7 @@
               <w:rPr>
                 <w:rFonts w:ascii="Calibri" w:hAnsi="Calibri" w:eastAsia="Calibri"/>
                 <w:b w:val="0"/>
+                <w:i w:val="0"/>
                 <w:sz w:val="20"/>
               </w:rPr>
               <w:t>Сильнее у УКЭП; отдельной «штрафной» презумпции как LEC 326.4 нет</w:t>
@@ -348,7 +669,7 @@
         </w:tc>
         <w:tc>
           <w:tcPr>
-            <w:tcW w:type="dxa" w:w="3175"/>
+            <w:tcW w:type="dxa" w:w="2381"/>
           </w:tcPr>
           <w:p>
             <w:r/>
@@ -356,17 +677,37 @@
               <w:rPr>
                 <w:rFonts w:ascii="Calibri" w:hAnsi="Calibri" w:eastAsia="Calibri"/>
                 <w:b w:val="0"/>
+                <w:i w:val="0"/>
                 <w:sz w:val="20"/>
               </w:rPr>
               <w:t>ES — LEC 326.4 + штраф. FR — только QES (Cass. 2026). KE — вход через 106B, не через вид ЭП</w:t>
             </w:r>
           </w:p>
         </w:tc>
+        <w:tc>
+          <w:tcPr>
+            <w:tcW w:type="dxa" w:w="2381"/>
+          </w:tcPr>
+          <w:p>
+            <w:r/>
+            <w:hyperlink r:id="rId17">
+              <w:r>
+                <w:rPr>
+                  <w:color w:val="0563C1"/>
+                  <w:u w:val="single"/>
+                  <w:sz w:val="18"/>
+                  <w:rFonts w:ascii="Calibri" w:hAnsi="Calibri"/>
+                </w:rPr>
+                <w:t xml:space="preserve">LEC, art. 326 (BOE, текст кодекса)</w:t>
+              </w:r>
+            </w:hyperlink>
+          </w:p>
+        </w:tc>
       </w:tr>
       <w:tr>
         <w:tc>
           <w:tcPr>
-            <w:tcW w:type="dxa" w:w="3175"/>
+            <w:tcW w:type="dxa" w:w="2381"/>
           </w:tcPr>
           <w:p>
             <w:r/>
@@ -374,6 +715,7 @@
               <w:rPr>
                 <w:rFonts w:ascii="Calibri" w:hAnsi="Calibri" w:eastAsia="Calibri"/>
                 <w:b/>
+                <w:i w:val="0"/>
                 <w:sz w:val="20"/>
               </w:rPr>
               <w:t>Кадровый ЭДО</w:t>
@@ -382,7 +724,7 @@
         </w:tc>
         <w:tc>
           <w:tcPr>
-            <w:tcW w:type="dxa" w:w="3175"/>
+            <w:tcW w:type="dxa" w:w="2381"/>
           </w:tcPr>
           <w:p>
             <w:r/>
@@ -390,6 +732,7 @@
               <w:rPr>
                 <w:rFonts w:ascii="Calibri" w:hAnsi="Calibri" w:eastAsia="Calibri"/>
                 <w:b w:val="0"/>
+                <w:i w:val="0"/>
                 <w:sz w:val="20"/>
               </w:rPr>
               <w:t>Ст. 22.1–22.3 ТК, согласие работника</w:t>
@@ -398,7 +741,7 @@
         </w:tc>
         <w:tc>
           <w:tcPr>
-            <w:tcW w:type="dxa" w:w="3175"/>
+            <w:tcW w:type="dxa" w:w="2381"/>
           </w:tcPr>
           <w:p>
             <w:r/>
@@ -406,17 +749,37 @@
               <w:rPr>
                 <w:rFonts w:ascii="Calibri" w:hAnsi="Calibri" w:eastAsia="Calibri"/>
                 <w:b w:val="0"/>
+                <w:i w:val="0"/>
                 <w:sz w:val="20"/>
               </w:rPr>
               <w:t>DE с 2025 — Textform для многих кадровых документов. IE/ES/FR — eIDAS + трудовые кодексы без отдельного «КЭДО»</w:t>
             </w:r>
           </w:p>
         </w:tc>
+        <w:tc>
+          <w:tcPr>
+            <w:tcW w:type="dxa" w:w="2381"/>
+          </w:tcPr>
+          <w:p>
+            <w:r/>
+            <w:hyperlink r:id="rId10">
+              <w:r>
+                <w:rPr>
+                  <w:color w:val="0563C1"/>
+                  <w:u w:val="single"/>
+                  <w:sz w:val="18"/>
+                  <w:rFonts w:ascii="Calibri" w:hAnsi="Calibri"/>
+                </w:rPr>
+                <w:t xml:space="preserve">ТК РФ, ст. 22.1–22.3 (кадровый ЭДО)</w:t>
+              </w:r>
+            </w:hyperlink>
+          </w:p>
+        </w:tc>
       </w:tr>
       <w:tr>
         <w:tc>
           <w:tcPr>
-            <w:tcW w:type="dxa" w:w="3175"/>
+            <w:tcW w:type="dxa" w:w="2381"/>
           </w:tcPr>
           <w:p>
             <w:r/>
@@ -424,6 +787,7 @@
               <w:rPr>
                 <w:rFonts w:ascii="Calibri" w:hAnsi="Calibri" w:eastAsia="Calibri"/>
                 <w:b/>
+                <w:i w:val="0"/>
                 <w:sz w:val="20"/>
               </w:rPr>
               <w:t>Журнал инструктажа / обучение ОТ</w:t>
@@ -432,7 +796,7 @@
         </w:tc>
         <w:tc>
           <w:tcPr>
-            <w:tcW w:type="dxa" w:w="3175"/>
+            <w:tcW w:type="dxa" w:w="2381"/>
           </w:tcPr>
           <w:p>
             <w:r/>
@@ -440,6 +804,7 @@
               <w:rPr>
                 <w:rFonts w:ascii="Calibri" w:hAnsi="Calibri" w:eastAsia="Calibri"/>
                 <w:b w:val="0"/>
+                <w:i w:val="0"/>
                 <w:sz w:val="20"/>
               </w:rPr>
               <w:t>Исключён из КЭДО (ст. 22.1(3))</w:t>
@@ -448,7 +813,7 @@
         </w:tc>
         <w:tc>
           <w:tcPr>
-            <w:tcW w:type="dxa" w:w="3175"/>
+            <w:tcW w:type="dxa" w:w="2381"/>
           </w:tcPr>
           <w:p>
             <w:r/>
@@ -456,17 +821,37 @@
               <w:rPr>
                 <w:rFonts w:ascii="Calibri" w:hAnsi="Calibri" w:eastAsia="Calibri"/>
                 <w:b w:val="0"/>
+                <w:i w:val="0"/>
                 <w:sz w:val="20"/>
               </w:rPr>
               <w:t>BY — прямо можно. DE — подпись не обязательна. RS — Form 6 бумага. ES/IE/FR — нет запрета. KE — молчание OSHA + 106B</w:t>
             </w:r>
           </w:p>
         </w:tc>
+        <w:tc>
+          <w:tcPr>
+            <w:tcW w:type="dxa" w:w="2381"/>
+          </w:tcPr>
+          <w:p>
+            <w:r/>
+            <w:hyperlink r:id="rId10">
+              <w:r>
+                <w:rPr>
+                  <w:color w:val="0563C1"/>
+                  <w:u w:val="single"/>
+                  <w:sz w:val="18"/>
+                  <w:rFonts w:ascii="Calibri" w:hAnsi="Calibri"/>
+                </w:rPr>
+                <w:t xml:space="preserve">ТК РФ, ст. 22.1 ч. 3 (исключения из кадрового ЭДО)</w:t>
+              </w:r>
+            </w:hyperlink>
+          </w:p>
+        </w:tc>
       </w:tr>
       <w:tr>
         <w:tc>
           <w:tcPr>
-            <w:tcW w:type="dxa" w:w="3175"/>
+            <w:tcW w:type="dxa" w:w="2381"/>
           </w:tcPr>
           <w:p>
             <w:r/>
@@ -474,6 +859,7 @@
               <w:rPr>
                 <w:rFonts w:ascii="Calibri" w:hAnsi="Calibri" w:eastAsia="Calibri"/>
                 <w:b/>
+                <w:i w:val="0"/>
                 <w:sz w:val="20"/>
               </w:rPr>
               <w:t>Акт НС</w:t>
@@ -482,7 +868,7 @@
         </w:tc>
         <w:tc>
           <w:tcPr>
-            <w:tcW w:type="dxa" w:w="3175"/>
+            <w:tcW w:type="dxa" w:w="2381"/>
           </w:tcPr>
           <w:p>
             <w:r/>
@@ -490,6 +876,7 @@
               <w:rPr>
                 <w:rFonts w:ascii="Calibri" w:hAnsi="Calibri" w:eastAsia="Calibri"/>
                 <w:b w:val="0"/>
+                <w:i w:val="0"/>
                 <w:sz w:val="20"/>
               </w:rPr>
               <w:t>Исключён из КЭДО</w:t>
@@ -498,7 +885,7 @@
         </w:tc>
         <w:tc>
           <w:tcPr>
-            <w:tcW w:type="dxa" w:w="3175"/>
+            <w:tcW w:type="dxa" w:w="2381"/>
           </w:tcPr>
           <w:p>
             <w:r/>
@@ -506,17 +893,37 @@
               <w:rPr>
                 <w:rFonts w:ascii="Calibri" w:hAnsi="Calibri" w:eastAsia="Calibri"/>
                 <w:b w:val="0"/>
+                <w:i w:val="0"/>
                 <w:sz w:val="20"/>
               </w:rPr>
               <w:t>Ни одна из семи не копирует этот запрет. Учёт НС везде статутный; носитель обычно не запрещён</w:t>
             </w:r>
           </w:p>
         </w:tc>
+        <w:tc>
+          <w:tcPr>
+            <w:tcW w:type="dxa" w:w="2381"/>
+          </w:tcPr>
+          <w:p>
+            <w:r/>
+            <w:hyperlink r:id="rId10">
+              <w:r>
+                <w:rPr>
+                  <w:color w:val="0563C1"/>
+                  <w:u w:val="single"/>
+                  <w:sz w:val="18"/>
+                  <w:rFonts w:ascii="Calibri" w:hAnsi="Calibri"/>
+                </w:rPr>
+                <w:t xml:space="preserve">ТК РФ, ст. 22.1 ч. 3 (исключения из кадрового ЭДО)</w:t>
+              </w:r>
+            </w:hyperlink>
+          </w:p>
+        </w:tc>
       </w:tr>
       <w:tr>
         <w:tc>
           <w:tcPr>
-            <w:tcW w:type="dxa" w:w="3175"/>
+            <w:tcW w:type="dxa" w:w="2381"/>
           </w:tcPr>
           <w:p>
             <w:r/>
@@ -524,6 +931,7 @@
               <w:rPr>
                 <w:rFonts w:ascii="Calibri" w:hAnsi="Calibri" w:eastAsia="Calibri"/>
                 <w:b/>
+                <w:i w:val="0"/>
                 <w:sz w:val="20"/>
               </w:rPr>
               <w:t>Трансграничность</w:t>
@@ -532,7 +940,7 @@
         </w:tc>
         <w:tc>
           <w:tcPr>
-            <w:tcW w:type="dxa" w:w="3175"/>
+            <w:tcW w:type="dxa" w:w="2381"/>
           </w:tcPr>
           <w:p>
             <w:r/>
@@ -540,6 +948,7 @@
               <w:rPr>
                 <w:rFonts w:ascii="Calibri" w:hAnsi="Calibri" w:eastAsia="Calibri"/>
                 <w:b w:val="0"/>
+                <w:i w:val="0"/>
                 <w:sz w:val="20"/>
               </w:rPr>
               <w:t>Ст. 7 63‑ФЗ, ДТС ЕАЭС, 315‑ФЗ (2026)</w:t>
@@ -548,7 +957,7 @@
         </w:tc>
         <w:tc>
           <w:tcPr>
-            <w:tcW w:type="dxa" w:w="3175"/>
+            <w:tcW w:type="dxa" w:w="2381"/>
           </w:tcPr>
           <w:p>
             <w:r/>
@@ -556,10 +965,30 @@
               <w:rPr>
                 <w:rFonts w:ascii="Calibri" w:hAnsi="Calibri" w:eastAsia="Calibri"/>
                 <w:b w:val="0"/>
+                <w:i w:val="0"/>
                 <w:sz w:val="20"/>
               </w:rPr>
               <w:t>ЕС — взаимное QES. BY — тот же контур ЕАЭС. RS/KE — без автоматического признания с ЕС/РФ</w:t>
             </w:r>
+          </w:p>
+        </w:tc>
+        <w:tc>
+          <w:tcPr>
+            <w:tcW w:type="dxa" w:w="2381"/>
+          </w:tcPr>
+          <w:p>
+            <w:r/>
+            <w:hyperlink r:id="rId9">
+              <w:r>
+                <w:rPr>
+                  <w:color w:val="0563C1"/>
+                  <w:u w:val="single"/>
+                  <w:sz w:val="18"/>
+                  <w:rFonts w:ascii="Calibri" w:hAnsi="Calibri"/>
+                </w:rPr>
+                <w:t xml:space="preserve">Ст. 7 63‑ФЗ — признание иностранных электронных подписей</w:t>
+              </w:r>
+            </w:hyperlink>
           </w:p>
         </w:tc>
       </w:tr>
@@ -581,10 +1010,58 @@
         <w:rPr>
           <w:rFonts w:ascii="Calibri" w:hAnsi="Calibri" w:eastAsia="Calibri"/>
           <w:b w:val="0"/>
+          <w:i w:val="0"/>
           <w:sz w:val="24"/>
         </w:rPr>
         <w:t>Беларусь: та же PKI‑логика ЭЦП и отдельный закон об электронном документе; общий контур ЕАЭС.</w:t>
       </w:r>
+    </w:p>
+    <w:p>
+      <w:pPr>
+        <w:spacing w:before="0" w:after="200"/>
+      </w:pPr>
+      <w:r>
+        <w:rPr>
+          <w:rFonts w:ascii="Calibri" w:hAnsi="Calibri" w:eastAsia="Calibri"/>
+          <w:b w:val="0"/>
+          <w:i/>
+          <w:color w:val="535353"/>
+          <w:sz w:val="18"/>
+        </w:rPr>
+        <w:t xml:space="preserve">Проверить: </w:t>
+      </w:r>
+      <w:hyperlink r:id="rId18">
+        <w:r>
+          <w:rPr>
+            <w:color w:val="0563C1"/>
+            <w:u w:val="single"/>
+            <w:sz w:val="18"/>
+            <w:rFonts w:ascii="Calibri" w:hAnsi="Calibri"/>
+          </w:rPr>
+          <w:t xml:space="preserve">Закон РБ № 113‑З (pravo.by)</w:t>
+        </w:r>
+      </w:hyperlink>
+      <w:r>
+        <w:rPr>
+          <w:rFonts w:ascii="Calibri" w:hAnsi="Calibri" w:eastAsia="Calibri"/>
+          <w:b w:val="0"/>
+          <w:i w:val="0"/>
+          <w:color w:val="535353"/>
+          <w:sz w:val="18"/>
+        </w:rPr>
+        <w:t xml:space="preserve">  ·  </w:t>
+      </w:r>
+      <w:hyperlink r:id="rId12">
+        <w:r>
+          <w:rPr>
+            <w:color w:val="0563C1"/>
+            <w:u w:val="single"/>
+            <w:sz w:val="18"/>
+            <w:rFonts w:ascii="Calibri" w:hAnsi="Calibri"/>
+          </w:rPr>
+          <w:t xml:space="preserve">Решение Коллегии ЕЭК от 22.08.2023 № 120 (ДТС ЕАЭС)</w:t>
+        </w:r>
+      </w:hyperlink>
     </w:p>
     <w:p>
       <w:pPr>
@@ -594,10 +1071,58 @@
         <w:rPr>
           <w:rFonts w:ascii="Calibri" w:hAnsi="Calibri" w:eastAsia="Calibri"/>
           <w:b w:val="0"/>
+          <w:i w:val="0"/>
           <w:sz w:val="24"/>
         </w:rPr>
         <w:t>Сербия и Франция: суды чувствительны к квалифицированной подписи (без QES нет «подписи» / нет презумпции).</w:t>
       </w:r>
+    </w:p>
+    <w:p>
+      <w:pPr>
+        <w:spacing w:before="0" w:after="200"/>
+      </w:pPr>
+      <w:r>
+        <w:rPr>
+          <w:rFonts w:ascii="Calibri" w:hAnsi="Calibri" w:eastAsia="Calibri"/>
+          <w:b w:val="0"/>
+          <w:i/>
+          <w:color w:val="535353"/>
+          <w:sz w:val="18"/>
+        </w:rPr>
+        <w:t xml:space="preserve">Проверить: </w:t>
+      </w:r>
+      <w:hyperlink r:id="rId19">
+        <w:r>
+          <w:rPr>
+            <w:color w:val="0563C1"/>
+            <w:u w:val="single"/>
+            <w:sz w:val="18"/>
+            <w:rFonts w:ascii="Calibri" w:hAnsi="Calibri"/>
+          </w:rPr>
+          <w:t xml:space="preserve">Закон об электронном документе РС 94/2017 (Paragraf)</w:t>
+        </w:r>
+      </w:hyperlink>
+      <w:r>
+        <w:rPr>
+          <w:rFonts w:ascii="Calibri" w:hAnsi="Calibri" w:eastAsia="Calibri"/>
+          <w:b w:val="0"/>
+          <w:i w:val="0"/>
+          <w:color w:val="535353"/>
+          <w:sz w:val="18"/>
+        </w:rPr>
+        <w:t xml:space="preserve">  ·  </w:t>
+      </w:r>
+      <w:hyperlink r:id="rId20">
+        <w:r>
+          <w:rPr>
+            <w:color w:val="0563C1"/>
+            <w:u w:val="single"/>
+            <w:sz w:val="18"/>
+            <w:rFonts w:ascii="Calibri" w:hAnsi="Calibri"/>
+          </w:rPr>
+          <w:t xml:space="preserve">Cass. 3e civ., 5 mars 2026, n° 24‑21.034 (Legalis)</w:t>
+        </w:r>
+      </w:hyperlink>
     </w:p>
     <w:p>
       <w:pPr>
@@ -607,10 +1132,79 @@
         <w:rPr>
           <w:rFonts w:ascii="Calibri" w:hAnsi="Calibri" w:eastAsia="Calibri"/>
           <w:b w:val="0"/>
+          <w:i w:val="0"/>
           <w:sz w:val="24"/>
         </w:rPr>
         <w:t>Все семь + РФ: после НС работодатель доказывает меры и обучение.</w:t>
       </w:r>
+    </w:p>
+    <w:p>
+      <w:pPr>
+        <w:spacing w:before="0" w:after="200"/>
+      </w:pPr>
+      <w:r>
+        <w:rPr>
+          <w:rFonts w:ascii="Calibri" w:hAnsi="Calibri" w:eastAsia="Calibri"/>
+          <w:b w:val="0"/>
+          <w:i/>
+          <w:color w:val="535353"/>
+          <w:sz w:val="18"/>
+        </w:rPr>
+        <w:t xml:space="preserve">Проверить: </w:t>
+      </w:r>
+      <w:hyperlink r:id="rId10">
+        <w:r>
+          <w:rPr>
+            <w:color w:val="0563C1"/>
+            <w:u w:val="single"/>
+            <w:sz w:val="18"/>
+            <w:rFonts w:ascii="Calibri" w:hAnsi="Calibri"/>
+          </w:rPr>
+          <w:t xml:space="preserve">ТК РФ, ст. 22.1 ч. 3 (исключения из кадрового ЭДО)</w:t>
+        </w:r>
+      </w:hyperlink>
+      <w:r>
+        <w:rPr>
+          <w:rFonts w:ascii="Calibri" w:hAnsi="Calibri" w:eastAsia="Calibri"/>
+          <w:b w:val="0"/>
+          <w:i w:val="0"/>
+          <w:color w:val="535353"/>
+          <w:sz w:val="18"/>
+        </w:rPr>
+        <w:t xml:space="preserve">  ·  </w:t>
+      </w:r>
+      <w:hyperlink r:id="rId13">
+        <w:r>
+          <w:rPr>
+            <w:color w:val="0563C1"/>
+            <w:u w:val="single"/>
+            <w:sz w:val="18"/>
+            <w:rFonts w:ascii="Calibri" w:hAnsi="Calibri"/>
+          </w:rPr>
+          <w:t xml:space="preserve">ПП РФ от 24.12.2021 № 2464 (обучение по охране труда)</w:t>
+        </w:r>
+      </w:hyperlink>
+      <w:r>
+        <w:rPr>
+          <w:rFonts w:ascii="Calibri" w:hAnsi="Calibri" w:eastAsia="Calibri"/>
+          <w:b w:val="0"/>
+          <w:i w:val="0"/>
+          <w:color w:val="535353"/>
+          <w:sz w:val="18"/>
+        </w:rPr>
+        <w:t xml:space="preserve">  ·  </w:t>
+      </w:r>
+      <w:hyperlink r:id="rId21">
+        <w:r>
+          <w:rPr>
+            <w:color w:val="0563C1"/>
+            <w:u w:val="single"/>
+            <w:sz w:val="18"/>
+            <w:rFonts w:ascii="Calibri" w:hAnsi="Calibri"/>
+          </w:rPr>
+          <w:t xml:space="preserve">Code du travail L. 4121‑1 (Légifrance)</w:t>
+        </w:r>
+      </w:hyperlink>
     </w:p>
     <w:p>
       <w:pPr>
@@ -620,10 +1214,58 @@
         <w:rPr>
           <w:rFonts w:ascii="Calibri" w:hAnsi="Calibri" w:eastAsia="Calibri"/>
           <w:b w:val="0"/>
+          <w:i w:val="0"/>
           <w:sz w:val="24"/>
         </w:rPr>
         <w:t>Ирландия: есть список исключений из ЭДО (но это wills/deeds/affidavits, не журналы ОТ).</w:t>
       </w:r>
+    </w:p>
+    <w:p>
+      <w:pPr>
+        <w:spacing w:before="0" w:after="200"/>
+      </w:pPr>
+      <w:r>
+        <w:rPr>
+          <w:rFonts w:ascii="Calibri" w:hAnsi="Calibri" w:eastAsia="Calibri"/>
+          <w:b w:val="0"/>
+          <w:i/>
+          <w:color w:val="535353"/>
+          <w:sz w:val="18"/>
+        </w:rPr>
+        <w:t xml:space="preserve">Проверить: </w:t>
+      </w:r>
+      <w:hyperlink r:id="rId22">
+        <w:r>
+          <w:rPr>
+            <w:color w:val="0563C1"/>
+            <w:u w:val="single"/>
+            <w:sz w:val="18"/>
+            <w:rFonts w:ascii="Calibri" w:hAnsi="Calibri"/>
+          </w:rPr>
+          <w:t xml:space="preserve">ECA 2000, section 9</w:t>
+        </w:r>
+      </w:hyperlink>
+      <w:r>
+        <w:rPr>
+          <w:rFonts w:ascii="Calibri" w:hAnsi="Calibri" w:eastAsia="Calibri"/>
+          <w:b w:val="0"/>
+          <w:i w:val="0"/>
+          <w:color w:val="535353"/>
+          <w:sz w:val="18"/>
+        </w:rPr>
+        <w:t xml:space="preserve">  ·  </w:t>
+      </w:r>
+      <w:hyperlink r:id="rId23">
+        <w:r>
+          <w:rPr>
+            <w:color w:val="0563C1"/>
+            <w:u w:val="single"/>
+            <w:sz w:val="18"/>
+            <w:rFonts w:ascii="Calibri" w:hAnsi="Calibri"/>
+          </w:rPr>
+          <w:t xml:space="preserve">ECA 2000, section 13</w:t>
+        </w:r>
+      </w:hyperlink>
     </w:p>
     <w:p>
       <w:pPr>
@@ -641,10 +1283,37 @@
         <w:rPr>
           <w:rFonts w:ascii="Calibri" w:hAnsi="Calibri" w:eastAsia="Calibri"/>
           <w:b w:val="0"/>
+          <w:i w:val="0"/>
           <w:sz w:val="24"/>
         </w:rPr>
         <w:t>Уникальный статутный запрет журналов инструктажа и актов НС в КЭДО.</w:t>
       </w:r>
+    </w:p>
+    <w:p>
+      <w:pPr>
+        <w:spacing w:before="0" w:after="200"/>
+      </w:pPr>
+      <w:r>
+        <w:rPr>
+          <w:rFonts w:ascii="Calibri" w:hAnsi="Calibri" w:eastAsia="Calibri"/>
+          <w:b w:val="0"/>
+          <w:i/>
+          <w:color w:val="535353"/>
+          <w:sz w:val="18"/>
+        </w:rPr>
+        <w:t xml:space="preserve">Проверить: </w:t>
+      </w:r>
+      <w:hyperlink r:id="rId10">
+        <w:r>
+          <w:rPr>
+            <w:color w:val="0563C1"/>
+            <w:u w:val="single"/>
+            <w:sz w:val="18"/>
+            <w:rFonts w:ascii="Calibri" w:hAnsi="Calibri"/>
+          </w:rPr>
+          <w:t xml:space="preserve">ТК РФ, ст. 22.1 ч. 3 (исключения из кадрового ЭДО)</w:t>
+        </w:r>
+      </w:hyperlink>
     </w:p>
     <w:p>
       <w:pPr>
@@ -654,10 +1323,58 @@
         <w:rPr>
           <w:rFonts w:ascii="Calibri" w:hAnsi="Calibri" w:eastAsia="Calibri"/>
           <w:b w:val="0"/>
+          <w:i w:val="0"/>
           <w:sz w:val="24"/>
         </w:rPr>
         <w:t>Развитый институт операторов ЭДО / КЭДО, которого нет в немецком Textform и в ирландском ECA.</w:t>
       </w:r>
+    </w:p>
+    <w:p>
+      <w:pPr>
+        <w:spacing w:before="0" w:after="200"/>
+      </w:pPr>
+      <w:r>
+        <w:rPr>
+          <w:rFonts w:ascii="Calibri" w:hAnsi="Calibri" w:eastAsia="Calibri"/>
+          <w:b w:val="0"/>
+          <w:i/>
+          <w:color w:val="535353"/>
+          <w:sz w:val="18"/>
+        </w:rPr>
+        <w:t xml:space="preserve">Проверить: </w:t>
+      </w:r>
+      <w:hyperlink r:id="rId10">
+        <w:r>
+          <w:rPr>
+            <w:color w:val="0563C1"/>
+            <w:u w:val="single"/>
+            <w:sz w:val="18"/>
+            <w:rFonts w:ascii="Calibri" w:hAnsi="Calibri"/>
+          </w:rPr>
+          <w:t xml:space="preserve">ТК РФ, ст. 22.1–22.3 (кадровый ЭДО)</w:t>
+        </w:r>
+      </w:hyperlink>
+      <w:r>
+        <w:rPr>
+          <w:rFonts w:ascii="Calibri" w:hAnsi="Calibri" w:eastAsia="Calibri"/>
+          <w:b w:val="0"/>
+          <w:i w:val="0"/>
+          <w:color w:val="535353"/>
+          <w:sz w:val="18"/>
+        </w:rPr>
+        <w:t xml:space="preserve">  ·  </w:t>
+      </w:r>
+      <w:hyperlink r:id="rId22">
+        <w:r>
+          <w:rPr>
+            <w:color w:val="0563C1"/>
+            <w:u w:val="single"/>
+            <w:sz w:val="18"/>
+            <w:rFonts w:ascii="Calibri" w:hAnsi="Calibri"/>
+          </w:rPr>
+          <w:t xml:space="preserve">ECA 2000, section 9</w:t>
+        </w:r>
+      </w:hyperlink>
     </w:p>
     <w:p>
       <w:pPr>
@@ -667,10 +1384,58 @@
         <w:rPr>
           <w:rFonts w:ascii="Calibri" w:hAnsi="Calibri" w:eastAsia="Calibri"/>
           <w:b w:val="0"/>
+          <w:i w:val="0"/>
           <w:sz w:val="24"/>
         </w:rPr>
         <w:t>Нет нормы в духе LEC 326.4 (презумпция + штраф за легкомысленное оспаривание квалифицированного документа).</w:t>
       </w:r>
+    </w:p>
+    <w:p>
+      <w:pPr>
+        <w:spacing w:before="0" w:after="200"/>
+      </w:pPr>
+      <w:r>
+        <w:rPr>
+          <w:rFonts w:ascii="Calibri" w:hAnsi="Calibri" w:eastAsia="Calibri"/>
+          <w:b w:val="0"/>
+          <w:i/>
+          <w:color w:val="535353"/>
+          <w:sz w:val="18"/>
+        </w:rPr>
+        <w:t xml:space="preserve">Проверить: </w:t>
+      </w:r>
+      <w:hyperlink r:id="rId24">
+        <w:r>
+          <w:rPr>
+            <w:color w:val="0563C1"/>
+            <w:u w:val="single"/>
+            <w:sz w:val="18"/>
+            <w:rFonts w:ascii="Calibri" w:hAnsi="Calibri"/>
+          </w:rPr>
+          <w:t xml:space="preserve">Ley 6/2020 (BOE) — правка LEC 326</w:t>
+        </w:r>
+      </w:hyperlink>
+      <w:r>
+        <w:rPr>
+          <w:rFonts w:ascii="Calibri" w:hAnsi="Calibri" w:eastAsia="Calibri"/>
+          <w:b w:val="0"/>
+          <w:i w:val="0"/>
+          <w:color w:val="535353"/>
+          <w:sz w:val="18"/>
+        </w:rPr>
+        <w:t xml:space="preserve">  ·  </w:t>
+      </w:r>
+      <w:hyperlink r:id="rId17">
+        <w:r>
+          <w:rPr>
+            <w:color w:val="0563C1"/>
+            <w:u w:val="single"/>
+            <w:sz w:val="18"/>
+            <w:rFonts w:ascii="Calibri" w:hAnsi="Calibri"/>
+          </w:rPr>
+          <w:t xml:space="preserve">LEC, art. 326 (BOE, текст кодекса)</w:t>
+        </w:r>
+      </w:hyperlink>
     </w:p>
     <w:p>
       <w:pPr>
@@ -680,10 +1445,58 @@
         <w:rPr>
           <w:rFonts w:ascii="Calibri" w:hAnsi="Calibri" w:eastAsia="Calibri"/>
           <w:b w:val="0"/>
+          <w:i w:val="0"/>
           <w:sz w:val="24"/>
         </w:rPr>
         <w:t>Нет нормы в духе кенийского 106B (универсальный сертификат компьютера) — и это скорее плюс для массовых журналов.</w:t>
       </w:r>
+    </w:p>
+    <w:p>
+      <w:pPr>
+        <w:spacing w:before="0" w:after="200"/>
+      </w:pPr>
+      <w:r>
+        <w:rPr>
+          <w:rFonts w:ascii="Calibri" w:hAnsi="Calibri" w:eastAsia="Calibri"/>
+          <w:b w:val="0"/>
+          <w:i/>
+          <w:color w:val="535353"/>
+          <w:sz w:val="18"/>
+        </w:rPr>
+        <w:t xml:space="preserve">Проверить: </w:t>
+      </w:r>
+      <w:hyperlink r:id="rId25">
+        <w:r>
+          <w:rPr>
+            <w:color w:val="0563C1"/>
+            <w:u w:val="single"/>
+            <w:sz w:val="18"/>
+            <w:rFonts w:ascii="Calibri" w:hAnsi="Calibri"/>
+          </w:rPr>
+          <w:t xml:space="preserve">Evidence Act Cap 80 (Kenya Law)</w:t>
+        </w:r>
+      </w:hyperlink>
+      <w:r>
+        <w:rPr>
+          <w:rFonts w:ascii="Calibri" w:hAnsi="Calibri" w:eastAsia="Calibri"/>
+          <w:b w:val="0"/>
+          <w:i w:val="0"/>
+          <w:color w:val="535353"/>
+          <w:sz w:val="18"/>
+        </w:rPr>
+        <w:t xml:space="preserve">  ·  </w:t>
+      </w:r>
+      <w:hyperlink r:id="rId26">
+        <w:r>
+          <w:rPr>
+            <w:color w:val="0563C1"/>
+            <w:u w:val="single"/>
+            <w:sz w:val="18"/>
+            <w:rFonts w:ascii="Calibri" w:hAnsi="Calibri"/>
+          </w:rPr>
+          <w:t xml:space="preserve">Evidence Act Cap 80, s. 106B (lex)</w:t>
+        </w:r>
+      </w:hyperlink>
     </w:p>
     <w:p>
       <w:pPr>
@@ -693,10 +1506,37 @@
         <w:rPr>
           <w:rFonts w:ascii="Calibri" w:hAnsi="Calibri" w:eastAsia="Calibri"/>
           <w:b w:val="0"/>
+          <w:i w:val="0"/>
           <w:sz w:val="24"/>
         </w:rPr>
         <w:t>315‑ФЗ (04.08.2026) закрывает УКЭП международных организаций — точечная новация, которой в семёрке нет.</w:t>
       </w:r>
+    </w:p>
+    <w:p>
+      <w:pPr>
+        <w:spacing w:before="0" w:after="200"/>
+      </w:pPr>
+      <w:r>
+        <w:rPr>
+          <w:rFonts w:ascii="Calibri" w:hAnsi="Calibri" w:eastAsia="Calibri"/>
+          <w:b w:val="0"/>
+          <w:i/>
+          <w:color w:val="535353"/>
+          <w:sz w:val="18"/>
+        </w:rPr>
+        <w:t xml:space="preserve">Проверить: </w:t>
+      </w:r>
+      <w:hyperlink r:id="rId11">
+        <w:r>
+          <w:rPr>
+            <w:color w:val="0563C1"/>
+            <w:u w:val="single"/>
+            <w:sz w:val="18"/>
+            <w:rFonts w:ascii="Calibri" w:hAnsi="Calibri"/>
+          </w:rPr>
+          <w:t xml:space="preserve">ФЗ от 04.08.2026 № 315‑ФЗ (УКЭП международных организаций)</w:t>
+        </w:r>
+      </w:hyperlink>
     </w:p>
     <w:p>
       <w:pPr>
@@ -714,10 +1554,37 @@
         <w:rPr>
           <w:rFonts w:ascii="Calibri" w:hAnsi="Calibri" w:eastAsia="Calibri"/>
           <w:b w:val="0"/>
+          <w:i w:val="0"/>
           <w:sz w:val="24"/>
         </w:rPr>
         <w:t>Беларусь, п. 35 Инстр. 175: легализовать электронный журнал при идентификации, метке времени и защите от правок — без обязательной УКЭП у каждого рабочего.</w:t>
       </w:r>
+    </w:p>
+    <w:p>
+      <w:pPr>
+        <w:spacing w:before="0" w:after="200"/>
+      </w:pPr>
+      <w:r>
+        <w:rPr>
+          <w:rFonts w:ascii="Calibri" w:hAnsi="Calibri" w:eastAsia="Calibri"/>
+          <w:b w:val="0"/>
+          <w:i/>
+          <w:color w:val="535353"/>
+          <w:sz w:val="18"/>
+        </w:rPr>
+        <w:t xml:space="preserve">Проверить: </w:t>
+      </w:r>
+      <w:hyperlink r:id="rId14">
+        <w:r>
+          <w:rPr>
+            <w:color w:val="0563C1"/>
+            <w:u w:val="single"/>
+            <w:sz w:val="18"/>
+            <w:rFonts w:ascii="Calibri" w:hAnsi="Calibri"/>
+          </w:rPr>
+          <w:t xml:space="preserve">Инструкция № 175, актуальный PDF Минтруда (п. 35)</w:t>
+        </w:r>
+      </w:hyperlink>
     </w:p>
     <w:p>
       <w:pPr>
@@ -727,10 +1594,79 @@
         <w:rPr>
           <w:rFonts w:ascii="Calibri" w:hAnsi="Calibri" w:eastAsia="Calibri"/>
           <w:b w:val="0"/>
+          <w:i w:val="0"/>
           <w:sz w:val="24"/>
         </w:rPr>
         <w:t>Германия: привязать электронный инструктаж к оценке рисков (содержание, не «галочка»).</w:t>
       </w:r>
+    </w:p>
+    <w:p>
+      <w:pPr>
+        <w:spacing w:before="0" w:after="200"/>
+      </w:pPr>
+      <w:r>
+        <w:rPr>
+          <w:rFonts w:ascii="Calibri" w:hAnsi="Calibri" w:eastAsia="Calibri"/>
+          <w:b w:val="0"/>
+          <w:i/>
+          <w:color w:val="535353"/>
+          <w:sz w:val="18"/>
+        </w:rPr>
+        <w:t xml:space="preserve">Проверить: </w:t>
+      </w:r>
+      <w:hyperlink r:id="rId27">
+        <w:r>
+          <w:rPr>
+            <w:color w:val="0563C1"/>
+            <w:u w:val="single"/>
+            <w:sz w:val="18"/>
+            <w:rFonts w:ascii="Calibri" w:hAnsi="Calibri"/>
+          </w:rPr>
+          <w:t xml:space="preserve">BAG 1 ABR 104/09 (11.01.2011)</w:t>
+        </w:r>
+      </w:hyperlink>
+      <w:r>
+        <w:rPr>
+          <w:rFonts w:ascii="Calibri" w:hAnsi="Calibri" w:eastAsia="Calibri"/>
+          <w:b w:val="0"/>
+          <w:i w:val="0"/>
+          <w:color w:val="535353"/>
+          <w:sz w:val="18"/>
+        </w:rPr>
+        <w:t xml:space="preserve">  ·  </w:t>
+      </w:r>
+      <w:hyperlink r:id="rId16">
+        <w:r>
+          <w:rPr>
+            <w:color w:val="0563C1"/>
+            <w:u w:val="single"/>
+            <w:sz w:val="18"/>
+            <w:rFonts w:ascii="Calibri" w:hAnsi="Calibri"/>
+          </w:rPr>
+          <w:t xml:space="preserve">ArbSchG (gesetze-im-internet)</w:t>
+        </w:r>
+      </w:hyperlink>
+      <w:r>
+        <w:rPr>
+          <w:rFonts w:ascii="Calibri" w:hAnsi="Calibri" w:eastAsia="Calibri"/>
+          <w:b w:val="0"/>
+          <w:i w:val="0"/>
+          <w:color w:val="535353"/>
+          <w:sz w:val="18"/>
+        </w:rPr>
+        <w:t xml:space="preserve">  ·  </w:t>
+      </w:r>
+      <w:hyperlink r:id="rId28">
+        <w:r>
+          <w:rPr>
+            <w:color w:val="0563C1"/>
+            <w:u w:val="single"/>
+            <w:sz w:val="18"/>
+            <w:rFonts w:ascii="Calibri" w:hAnsi="Calibri"/>
+          </w:rPr>
+          <w:t xml:space="preserve">ArbSchG § 12 — Unterweisung</w:t>
+        </w:r>
+      </w:hyperlink>
     </w:p>
     <w:p>
       <w:pPr>
@@ -740,10 +1676,58 @@
         <w:rPr>
           <w:rFonts w:ascii="Calibri" w:hAnsi="Calibri" w:eastAsia="Calibri"/>
           <w:b w:val="0"/>
+          <w:i w:val="0"/>
           <w:sz w:val="24"/>
         </w:rPr>
         <w:t>Испания, LEC 326.4: презумпция для журнала, подписанного УКЭП / квалифицированной меткой времени ответственным лицом.</w:t>
       </w:r>
+    </w:p>
+    <w:p>
+      <w:pPr>
+        <w:spacing w:before="0" w:after="200"/>
+      </w:pPr>
+      <w:r>
+        <w:rPr>
+          <w:rFonts w:ascii="Calibri" w:hAnsi="Calibri" w:eastAsia="Calibri"/>
+          <w:b w:val="0"/>
+          <w:i/>
+          <w:color w:val="535353"/>
+          <w:sz w:val="18"/>
+        </w:rPr>
+        <w:t xml:space="preserve">Проверить: </w:t>
+      </w:r>
+      <w:hyperlink r:id="rId24">
+        <w:r>
+          <w:rPr>
+            <w:color w:val="0563C1"/>
+            <w:u w:val="single"/>
+            <w:sz w:val="18"/>
+            <w:rFonts w:ascii="Calibri" w:hAnsi="Calibri"/>
+          </w:rPr>
+          <w:t xml:space="preserve">Ley 6/2020 (BOE) — правка LEC 326</w:t>
+        </w:r>
+      </w:hyperlink>
+      <w:r>
+        <w:rPr>
+          <w:rFonts w:ascii="Calibri" w:hAnsi="Calibri" w:eastAsia="Calibri"/>
+          <w:b w:val="0"/>
+          <w:i w:val="0"/>
+          <w:color w:val="535353"/>
+          <w:sz w:val="18"/>
+        </w:rPr>
+        <w:t xml:space="preserve">  ·  </w:t>
+      </w:r>
+      <w:hyperlink r:id="rId17">
+        <w:r>
+          <w:rPr>
+            <w:color w:val="0563C1"/>
+            <w:u w:val="single"/>
+            <w:sz w:val="18"/>
+            <w:rFonts w:ascii="Calibri" w:hAnsi="Calibri"/>
+          </w:rPr>
+          <w:t xml:space="preserve">LEC, art. 326 (BOE, текст кодекса)</w:t>
+        </w:r>
+      </w:hyperlink>
     </w:p>
     <w:p>
       <w:pPr>
@@ -753,10 +1737,79 @@
         <w:rPr>
           <w:rFonts w:ascii="Calibri" w:hAnsi="Calibri" w:eastAsia="Calibri"/>
           <w:b w:val="0"/>
+          <w:i w:val="0"/>
           <w:sz w:val="24"/>
         </w:rPr>
         <w:t>Франция, 21‑19.841 и 24‑21.034: скан ≠ ЭП; презумпция только у квалифицированной подписи.</w:t>
       </w:r>
+    </w:p>
+    <w:p>
+      <w:pPr>
+        <w:spacing w:before="0" w:after="200"/>
+      </w:pPr>
+      <w:r>
+        <w:rPr>
+          <w:rFonts w:ascii="Calibri" w:hAnsi="Calibri" w:eastAsia="Calibri"/>
+          <w:b w:val="0"/>
+          <w:i/>
+          <w:color w:val="535353"/>
+          <w:sz w:val="18"/>
+        </w:rPr>
+        <w:t xml:space="preserve">Проверить: </w:t>
+      </w:r>
+      <w:hyperlink r:id="rId20">
+        <w:r>
+          <w:rPr>
+            <w:color w:val="0563C1"/>
+            <w:u w:val="single"/>
+            <w:sz w:val="18"/>
+            <w:rFonts w:ascii="Calibri" w:hAnsi="Calibri"/>
+          </w:rPr>
+          <w:t xml:space="preserve">Cass. 3e civ., 5 mars 2026, n° 24‑21.034 (Legalis)</w:t>
+        </w:r>
+      </w:hyperlink>
+      <w:r>
+        <w:rPr>
+          <w:rFonts w:ascii="Calibri" w:hAnsi="Calibri" w:eastAsia="Calibri"/>
+          <w:b w:val="0"/>
+          <w:i w:val="0"/>
+          <w:color w:val="535353"/>
+          <w:sz w:val="18"/>
+        </w:rPr>
+        <w:t xml:space="preserve">  ·  </w:t>
+      </w:r>
+      <w:hyperlink r:id="rId29">
+        <w:r>
+          <w:rPr>
+            <w:color w:val="0563C1"/>
+            <w:u w:val="single"/>
+            <w:sz w:val="18"/>
+            <w:rFonts w:ascii="Calibri" w:hAnsi="Calibri"/>
+          </w:rPr>
+          <w:t xml:space="preserve">Cass. soc. 28.02.2024, n° 22‑15.624 (обзор)</w:t>
+        </w:r>
+      </w:hyperlink>
+      <w:r>
+        <w:rPr>
+          <w:rFonts w:ascii="Calibri" w:hAnsi="Calibri" w:eastAsia="Calibri"/>
+          <w:b w:val="0"/>
+          <w:i w:val="0"/>
+          <w:color w:val="535353"/>
+          <w:sz w:val="18"/>
+        </w:rPr>
+        <w:t xml:space="preserve">  ·  </w:t>
+      </w:r>
+      <w:hyperlink r:id="rId30">
+        <w:r>
+          <w:rPr>
+            <w:color w:val="0563C1"/>
+            <w:u w:val="single"/>
+            <w:sz w:val="18"/>
+            <w:rFonts w:ascii="Calibri" w:hAnsi="Calibri"/>
+          </w:rPr>
+          <w:t xml:space="preserve">Cass. soc. 14.12.2022, n° 21‑19.841 (KPMG)</w:t>
+        </w:r>
+      </w:hyperlink>
     </w:p>
     <w:p>
       <w:pPr>
@@ -766,10 +1819,58 @@
         <w:rPr>
           <w:rFonts w:ascii="Calibri" w:hAnsi="Calibri" w:eastAsia="Calibri"/>
           <w:b w:val="0"/>
+          <w:i w:val="0"/>
           <w:sz w:val="24"/>
         </w:rPr>
         <w:t>Сербия: если оставлять исключения, делать их точечными (обучение), а не широкими (все документы ОТ + акты НС).</w:t>
       </w:r>
+    </w:p>
+    <w:p>
+      <w:pPr>
+        <w:spacing w:before="0" w:after="200"/>
+      </w:pPr>
+      <w:r>
+        <w:rPr>
+          <w:rFonts w:ascii="Calibri" w:hAnsi="Calibri" w:eastAsia="Calibri"/>
+          <w:b w:val="0"/>
+          <w:i/>
+          <w:color w:val="535353"/>
+          <w:sz w:val="18"/>
+        </w:rPr>
+        <w:t xml:space="preserve">Проверить: </w:t>
+      </w:r>
+      <w:hyperlink r:id="rId15">
+        <w:r>
+          <w:rPr>
+            <w:color w:val="0563C1"/>
+            <w:u w:val="single"/>
+            <w:sz w:val="18"/>
+            <w:rFonts w:ascii="Calibri" w:hAnsi="Calibri"/>
+          </w:rPr>
+          <w:t xml:space="preserve">Закон о БЗР РС 35/2023 (Paragraf)</w:t>
+        </w:r>
+      </w:hyperlink>
+      <w:r>
+        <w:rPr>
+          <w:rFonts w:ascii="Calibri" w:hAnsi="Calibri" w:eastAsia="Calibri"/>
+          <w:b w:val="0"/>
+          <w:i w:val="0"/>
+          <w:color w:val="535353"/>
+          <w:sz w:val="18"/>
+        </w:rPr>
+        <w:t xml:space="preserve">  ·  </w:t>
+      </w:r>
+      <w:hyperlink r:id="rId31">
+        <w:r>
+          <w:rPr>
+            <w:color w:val="0563C1"/>
+            <w:u w:val="single"/>
+            <w:sz w:val="18"/>
+            <w:rFonts w:ascii="Calibri" w:hAnsi="Calibri"/>
+          </w:rPr>
+          <w:t xml:space="preserve">Lexology: новые правилники ОТ, Form 6, электроника + QES</w:t>
+        </w:r>
+      </w:hyperlink>
     </w:p>
     <w:p>
       <w:pPr>
@@ -779,10 +1880,58 @@
         <w:rPr>
           <w:rFonts w:ascii="Calibri" w:hAnsi="Calibri" w:eastAsia="Calibri"/>
           <w:b w:val="0"/>
+          <w:i w:val="0"/>
           <w:sz w:val="24"/>
         </w:rPr>
         <w:t>Кения (от противного): не вводить 106B‑подобный барьер, иначе электронный журнал умрёт в процессе.</w:t>
       </w:r>
+    </w:p>
+    <w:p>
+      <w:pPr>
+        <w:spacing w:before="0" w:after="200"/>
+      </w:pPr>
+      <w:r>
+        <w:rPr>
+          <w:rFonts w:ascii="Calibri" w:hAnsi="Calibri" w:eastAsia="Calibri"/>
+          <w:b w:val="0"/>
+          <w:i/>
+          <w:color w:val="535353"/>
+          <w:sz w:val="18"/>
+        </w:rPr>
+        <w:t xml:space="preserve">Проверить: </w:t>
+      </w:r>
+      <w:hyperlink r:id="rId25">
+        <w:r>
+          <w:rPr>
+            <w:color w:val="0563C1"/>
+            <w:u w:val="single"/>
+            <w:sz w:val="18"/>
+            <w:rFonts w:ascii="Calibri" w:hAnsi="Calibri"/>
+          </w:rPr>
+          <w:t xml:space="preserve">Evidence Act Cap 80 (Kenya Law)</w:t>
+        </w:r>
+      </w:hyperlink>
+      <w:r>
+        <w:rPr>
+          <w:rFonts w:ascii="Calibri" w:hAnsi="Calibri" w:eastAsia="Calibri"/>
+          <w:b w:val="0"/>
+          <w:i w:val="0"/>
+          <w:color w:val="535353"/>
+          <w:sz w:val="18"/>
+        </w:rPr>
+        <w:t xml:space="preserve">  ·  </w:t>
+      </w:r>
+      <w:hyperlink r:id="rId26">
+        <w:r>
+          <w:rPr>
+            <w:color w:val="0563C1"/>
+            <w:u w:val="single"/>
+            <w:sz w:val="18"/>
+            <w:rFonts w:ascii="Calibri" w:hAnsi="Calibri"/>
+          </w:rPr>
+          <w:t xml:space="preserve">Evidence Act Cap 80, s. 106B (lex)</w:t>
+        </w:r>
+      </w:hyperlink>
     </w:p>
     <w:p>
       <w:pPr>
@@ -800,9 +1949,269 @@
         <w:rPr>
           <w:rFonts w:ascii="Calibri" w:hAnsi="Calibri" w:eastAsia="Calibri"/>
           <w:b w:val="0"/>
+          <w:i w:val="0"/>
           <w:sz w:val="24"/>
         </w:rPr>
         <w:t>Немецкий отказ от подписи на инструктаже — без российских компенсаторов журнал исторически главное доказательство.</w:t>
+      </w:r>
+    </w:p>
+    <w:p>
+      <w:pPr>
+        <w:spacing w:before="0" w:after="200"/>
+      </w:pPr>
+      <w:r>
+        <w:rPr>
+          <w:rFonts w:ascii="Calibri" w:hAnsi="Calibri" w:eastAsia="Calibri"/>
+          <w:b w:val="0"/>
+          <w:i/>
+          <w:color w:val="535353"/>
+          <w:sz w:val="18"/>
+        </w:rPr>
+        <w:t xml:space="preserve">Проверить: </w:t>
+      </w:r>
+      <w:hyperlink r:id="rId27">
+        <w:r>
+          <w:rPr>
+            <w:color w:val="0563C1"/>
+            <w:u w:val="single"/>
+            <w:sz w:val="18"/>
+            <w:rFonts w:ascii="Calibri" w:hAnsi="Calibri"/>
+          </w:rPr>
+          <w:t xml:space="preserve">BAG 1 ABR 104/09 (11.01.2011)</w:t>
+        </w:r>
+      </w:hyperlink>
+      <w:r>
+        <w:rPr>
+          <w:rFonts w:ascii="Calibri" w:hAnsi="Calibri" w:eastAsia="Calibri"/>
+          <w:b w:val="0"/>
+          <w:i w:val="0"/>
+          <w:color w:val="535353"/>
+          <w:sz w:val="18"/>
+        </w:rPr>
+        <w:t xml:space="preserve">  ·  </w:t>
+      </w:r>
+      <w:hyperlink r:id="rId16">
+        <w:r>
+          <w:rPr>
+            <w:color w:val="0563C1"/>
+            <w:u w:val="single"/>
+            <w:sz w:val="18"/>
+            <w:rFonts w:ascii="Calibri" w:hAnsi="Calibri"/>
+          </w:rPr>
+          <w:t xml:space="preserve">ArbSchG (gesetze-im-internet)</w:t>
+        </w:r>
+      </w:hyperlink>
+      <w:r>
+        <w:rPr>
+          <w:rFonts w:ascii="Calibri" w:hAnsi="Calibri" w:eastAsia="Calibri"/>
+          <w:b w:val="0"/>
+          <w:i w:val="0"/>
+          <w:color w:val="535353"/>
+          <w:sz w:val="18"/>
+        </w:rPr>
+        <w:t xml:space="preserve">  ·  </w:t>
+      </w:r>
+      <w:hyperlink r:id="rId28">
+        <w:r>
+          <w:rPr>
+            <w:color w:val="0563C1"/>
+            <w:u w:val="single"/>
+            <w:sz w:val="18"/>
+            <w:rFonts w:ascii="Calibri" w:hAnsi="Calibri"/>
+          </w:rPr>
+          <w:t xml:space="preserve">ArbSchG § 12 — Unterweisung</w:t>
+        </w:r>
+      </w:hyperlink>
+      <w:r>
+        <w:rPr>
+          <w:rFonts w:ascii="Calibri" w:hAnsi="Calibri" w:eastAsia="Calibri"/>
+          <w:b w:val="0"/>
+          <w:i w:val="0"/>
+          <w:color w:val="535353"/>
+          <w:sz w:val="18"/>
+        </w:rPr>
+        <w:t xml:space="preserve">  ·  </w:t>
+      </w:r>
+      <w:hyperlink r:id="rId10">
+        <w:r>
+          <w:rPr>
+            <w:color w:val="0563C1"/>
+            <w:u w:val="single"/>
+            <w:sz w:val="18"/>
+            <w:rFonts w:ascii="Calibri" w:hAnsi="Calibri"/>
+          </w:rPr>
+          <w:t xml:space="preserve">ТК РФ, ст. 22.1 ч. 3 (исключения из кадрового ЭДО)</w:t>
+        </w:r>
+      </w:hyperlink>
+    </w:p>
+    <w:p>
+      <w:pPr>
+        <w:pStyle w:val="ListBullet"/>
+      </w:pPr>
+      <w:r>
+        <w:rPr>
+          <w:rFonts w:ascii="Calibri" w:hAnsi="Calibri" w:eastAsia="Calibri"/>
+          <w:b w:val="0"/>
+          <w:i w:val="0"/>
+          <w:sz w:val="24"/>
+        </w:rPr>
+        <w:t>Испанскую мягкость к pantallazos WhatsApp — на журналы ОТ.</w:t>
+      </w:r>
+    </w:p>
+    <w:p>
+      <w:pPr>
+        <w:spacing w:before="0" w:after="200"/>
+      </w:pPr>
+      <w:r>
+        <w:rPr>
+          <w:rFonts w:ascii="Calibri" w:hAnsi="Calibri" w:eastAsia="Calibri"/>
+          <w:b w:val="0"/>
+          <w:i/>
+          <w:color w:val="535353"/>
+          <w:sz w:val="18"/>
+        </w:rPr>
+        <w:t xml:space="preserve">Проверить: </w:t>
+      </w:r>
+      <w:hyperlink r:id="rId32">
+        <w:r>
+          <w:rPr>
+            <w:color w:val="0563C1"/>
+            <w:u w:val="single"/>
+            <w:sz w:val="18"/>
+            <w:rFonts w:ascii="Calibri" w:hAnsi="Calibri"/>
+          </w:rPr>
+          <w:t xml:space="preserve">STS 116/2025, обзор LegalToday</w:t>
+        </w:r>
+      </w:hyperlink>
+    </w:p>
+    <w:p>
+      <w:pPr>
+        <w:pStyle w:val="ListBullet"/>
+      </w:pPr>
+      <w:r>
+        <w:rPr>
+          <w:rFonts w:ascii="Calibri" w:hAnsi="Calibri" w:eastAsia="Calibri"/>
+          <w:b w:val="0"/>
+          <w:i w:val="0"/>
+          <w:sz w:val="24"/>
+        </w:rPr>
+        <w:t>Кенийский 106B как универсальное условие допустимости.</w:t>
+      </w:r>
+    </w:p>
+    <w:p>
+      <w:pPr>
+        <w:spacing w:before="0" w:after="200"/>
+      </w:pPr>
+      <w:r>
+        <w:rPr>
+          <w:rFonts w:ascii="Calibri" w:hAnsi="Calibri" w:eastAsia="Calibri"/>
+          <w:b w:val="0"/>
+          <w:i/>
+          <w:color w:val="535353"/>
+          <w:sz w:val="18"/>
+        </w:rPr>
+        <w:t xml:space="preserve">Проверить: </w:t>
+      </w:r>
+      <w:hyperlink r:id="rId25">
+        <w:r>
+          <w:rPr>
+            <w:color w:val="0563C1"/>
+            <w:u w:val="single"/>
+            <w:sz w:val="18"/>
+            <w:rFonts w:ascii="Calibri" w:hAnsi="Calibri"/>
+          </w:rPr>
+          <w:t xml:space="preserve">Evidence Act Cap 80 (Kenya Law)</w:t>
+        </w:r>
+      </w:hyperlink>
+      <w:r>
+        <w:rPr>
+          <w:rFonts w:ascii="Calibri" w:hAnsi="Calibri" w:eastAsia="Calibri"/>
+          <w:b w:val="0"/>
+          <w:i w:val="0"/>
+          <w:color w:val="535353"/>
+          <w:sz w:val="18"/>
+        </w:rPr>
+        <w:t xml:space="preserve">  ·  </w:t>
+      </w:r>
+      <w:hyperlink r:id="rId26">
+        <w:r>
+          <w:rPr>
+            <w:color w:val="0563C1"/>
+            <w:u w:val="single"/>
+            <w:sz w:val="18"/>
+            <w:rFonts w:ascii="Calibri" w:hAnsi="Calibri"/>
+          </w:rPr>
+          <w:t xml:space="preserve">Evidence Act Cap 80, s. 106B (lex)</w:t>
+        </w:r>
+      </w:hyperlink>
+    </w:p>
+    <w:p>
+      <w:pPr>
+        <w:pStyle w:val="ListBullet"/>
+      </w:pPr>
+      <w:r>
+        <w:rPr>
+          <w:rFonts w:ascii="Calibri" w:hAnsi="Calibri" w:eastAsia="Calibri"/>
+          <w:b w:val="0"/>
+          <w:i w:val="0"/>
+          <w:sz w:val="24"/>
+        </w:rPr>
+        <w:t>Сербский процессуальный формализм «e‑mail без QES не существует» — на все внутренние регистры ОТ.</w:t>
+      </w:r>
+    </w:p>
+    <w:p>
+      <w:pPr>
+        <w:spacing w:before="0" w:after="200"/>
+      </w:pPr>
+      <w:r>
+        <w:rPr>
+          <w:rFonts w:ascii="Calibri" w:hAnsi="Calibri" w:eastAsia="Calibri"/>
+          <w:b w:val="0"/>
+          <w:i/>
+          <w:color w:val="535353"/>
+          <w:sz w:val="18"/>
+        </w:rPr>
+        <w:t xml:space="preserve">Проверить: </w:t>
+      </w:r>
+      <w:hyperlink r:id="rId19">
+        <w:r>
+          <w:rPr>
+            <w:color w:val="0563C1"/>
+            <w:u w:val="single"/>
+            <w:sz w:val="18"/>
+            <w:rFonts w:ascii="Calibri" w:hAnsi="Calibri"/>
+          </w:rPr>
+          <w:t xml:space="preserve">Закон об электронном документе РС 94/2017 (Paragraf)</w:t>
+        </w:r>
+      </w:hyperlink>
+      <w:r>
+        <w:rPr>
+          <w:rFonts w:ascii="Calibri" w:hAnsi="Calibri" w:eastAsia="Calibri"/>
+          <w:b w:val="0"/>
+          <w:i w:val="0"/>
+          <w:color w:val="535353"/>
+          <w:sz w:val="18"/>
+        </w:rPr>
+        <w:t xml:space="preserve">  ·  </w:t>
+      </w:r>
+      <w:hyperlink r:id="rId33">
+        <w:r>
+          <w:rPr>
+            <w:color w:val="0563C1"/>
+            <w:u w:val="single"/>
+            <w:sz w:val="18"/>
+            <w:rFonts w:ascii="Calibri" w:hAnsi="Calibri"/>
+          </w:rPr>
+          <w:t xml:space="preserve">Подача жалобы e‑mail / QES, Конституционный суд, XI.2023 (обзор PR Legal)</w:t>
+        </w:r>
+      </w:hyperlink>
+    </w:p>
+    <w:p>
+      <w:pPr>
+        <w:pStyle w:val="Heading1"/>
+      </w:pPr>
+      <w:r>
+        <w:t>8. Источники по РФ и по семёрке</w:t>
       </w:r>
     </w:p>
     <w:p>
@@ -813,53 +2222,7 @@
         <w:rPr>
           <w:rFonts w:ascii="Calibri" w:hAnsi="Calibri" w:eastAsia="Calibri"/>
           <w:b w:val="0"/>
-          <w:sz w:val="24"/>
-        </w:rPr>
-        <w:t>Испанскую мягкость к pantallazos WhatsApp — на журналы ОТ.</w:t>
-      </w:r>
-    </w:p>
-    <w:p>
-      <w:pPr>
-        <w:pStyle w:val="ListBullet"/>
-      </w:pPr>
-      <w:r>
-        <w:rPr>
-          <w:rFonts w:ascii="Calibri" w:hAnsi="Calibri" w:eastAsia="Calibri"/>
-          <w:b w:val="0"/>
-          <w:sz w:val="24"/>
-        </w:rPr>
-        <w:t>Кенийский 106B как универсальное условие допустимости.</w:t>
-      </w:r>
-    </w:p>
-    <w:p>
-      <w:pPr>
-        <w:pStyle w:val="ListBullet"/>
-      </w:pPr>
-      <w:r>
-        <w:rPr>
-          <w:rFonts w:ascii="Calibri" w:hAnsi="Calibri" w:eastAsia="Calibri"/>
-          <w:b w:val="0"/>
-          <w:sz w:val="24"/>
-        </w:rPr>
-        <w:t>Сербский процессуальный формализм «e‑mail без QES не существует» — на все внутренние регистры ОТ.</w:t>
-      </w:r>
-    </w:p>
-    <w:p>
-      <w:pPr>
-        <w:pStyle w:val="Heading1"/>
-      </w:pPr>
-      <w:r>
-        <w:t>8. Источники по РФ</w:t>
-      </w:r>
-    </w:p>
-    <w:p>
-      <w:pPr>
-        <w:pStyle w:val="ListBullet"/>
-      </w:pPr>
-      <w:r>
-        <w:rPr>
-          <w:rFonts w:ascii="Calibri" w:hAnsi="Calibri" w:eastAsia="Calibri"/>
-          <w:b w:val="0"/>
+          <w:i w:val="0"/>
           <w:sz w:val="22"/>
         </w:rPr>
         <w:t xml:space="preserve">ФЗ от 06.04.2011 № 63‑ФЗ «Об электронной подписи»: </w:t>
@@ -884,6 +2247,7 @@
         <w:rPr>
           <w:rFonts w:ascii="Calibri" w:hAnsi="Calibri" w:eastAsia="Calibri"/>
           <w:b w:val="0"/>
+          <w:i w:val="0"/>
           <w:sz w:val="22"/>
         </w:rPr>
         <w:t xml:space="preserve">Ст. 7 63‑ФЗ — признание иностранных электронных подписей: </w:t>
@@ -908,6 +2272,7 @@
         <w:rPr>
           <w:rFonts w:ascii="Calibri" w:hAnsi="Calibri" w:eastAsia="Calibri"/>
           <w:b w:val="0"/>
+          <w:i w:val="0"/>
           <w:sz w:val="22"/>
         </w:rPr>
         <w:t xml:space="preserve">ТК РФ, ст. 22.1–22.3 (кадровый ЭДО): </w:t>
@@ -932,6 +2297,7 @@
         <w:rPr>
           <w:rFonts w:ascii="Calibri" w:hAnsi="Calibri" w:eastAsia="Calibri"/>
           <w:b w:val="0"/>
+          <w:i w:val="0"/>
           <w:sz w:val="22"/>
         </w:rPr>
         <w:t xml:space="preserve">ФЗ от 04.08.2026 № 315‑ФЗ (УКЭП международных организаций): </w:t>
@@ -956,6 +2322,7 @@
         <w:rPr>
           <w:rFonts w:ascii="Calibri" w:hAnsi="Calibri" w:eastAsia="Calibri"/>
           <w:b w:val="0"/>
+          <w:i w:val="0"/>
           <w:sz w:val="22"/>
         </w:rPr>
         <w:t xml:space="preserve">Решение Коллегии ЕЭК от 22.08.2023 № 120 (ДТС ЕАЭС): </w:t>
@@ -980,6 +2347,7 @@
         <w:rPr>
           <w:rFonts w:ascii="Calibri" w:hAnsi="Calibri" w:eastAsia="Calibri"/>
           <w:b w:val="0"/>
+          <w:i w:val="0"/>
           <w:sz w:val="22"/>
         </w:rPr>
         <w:t xml:space="preserve">ТК РФ, ст. 22.1 ч. 3 (исключения из кадрового ЭДО): </w:t>
@@ -1004,6 +2372,7 @@
         <w:rPr>
           <w:rFonts w:ascii="Calibri" w:hAnsi="Calibri" w:eastAsia="Calibri"/>
           <w:b w:val="0"/>
+          <w:i w:val="0"/>
           <w:sz w:val="22"/>
         </w:rPr>
         <w:t xml:space="preserve">ПП РФ от 24.12.2021 № 2464 (обучение по охране труда): </w:t>
@@ -1017,6 +2386,356 @@
             <w:rFonts w:ascii="Calibri" w:hAnsi="Calibri"/>
           </w:rPr>
           <w:t xml:space="preserve">https://www.consultant.ru/document/cons_doc_LAW_405146/</w:t>
+        </w:r>
+      </w:hyperlink>
+    </w:p>
+    <w:p>
+      <w:pPr>
+        <w:pStyle w:val="ListBullet"/>
+      </w:pPr>
+      <w:r>
+        <w:rPr>
+          <w:rFonts w:ascii="Calibri" w:hAnsi="Calibri" w:eastAsia="Calibri"/>
+          <w:b w:val="0"/>
+          <w:i w:val="0"/>
+          <w:sz w:val="22"/>
+        </w:rPr>
+        <w:t xml:space="preserve">eIDAS (EU) 910/2014, EUR-Lex: </w:t>
+      </w:r>
+      <w:hyperlink r:id="rId34">
+        <w:r>
+          <w:rPr>
+            <w:color w:val="0563C1"/>
+            <w:u w:val="single"/>
+            <w:sz w:val="22"/>
+            <w:rFonts w:ascii="Calibri" w:hAnsi="Calibri"/>
+          </w:rPr>
+          <w:t xml:space="preserve">https://eur-lex.europa.eu/legal-content/EN/TXT/?uri=CELEX:32014R0910</w:t>
+        </w:r>
+      </w:hyperlink>
+    </w:p>
+    <w:p>
+      <w:pPr>
+        <w:pStyle w:val="ListBullet"/>
+      </w:pPr>
+      <w:r>
+        <w:rPr>
+          <w:rFonts w:ascii="Calibri" w:hAnsi="Calibri" w:eastAsia="Calibri"/>
+          <w:b w:val="0"/>
+          <w:i w:val="0"/>
+          <w:sz w:val="22"/>
+        </w:rPr>
+        <w:t xml:space="preserve">BAG 1 ABR 104/09 (11.01.2011): </w:t>
+      </w:r>
+      <w:hyperlink r:id="rId27">
+        <w:r>
+          <w:rPr>
+            <w:color w:val="0563C1"/>
+            <w:u w:val="single"/>
+            <w:sz w:val="22"/>
+            <w:rFonts w:ascii="Calibri" w:hAnsi="Calibri"/>
+          </w:rPr>
+          <w:t xml:space="preserve">https://www.bundesarbeitsgericht.de/entscheidung/1-abr-104-09/</w:t>
+        </w:r>
+      </w:hyperlink>
+    </w:p>
+    <w:p>
+      <w:pPr>
+        <w:pStyle w:val="ListBullet"/>
+      </w:pPr>
+      <w:r>
+        <w:rPr>
+          <w:rFonts w:ascii="Calibri" w:hAnsi="Calibri" w:eastAsia="Calibri"/>
+          <w:b w:val="0"/>
+          <w:i w:val="0"/>
+          <w:sz w:val="22"/>
+        </w:rPr>
+        <w:t xml:space="preserve">Закон РБ № 113‑З (pravo.by): </w:t>
+      </w:r>
+      <w:hyperlink r:id="rId18">
+        <w:r>
+          <w:rPr>
+            <w:color w:val="0563C1"/>
+            <w:u w:val="single"/>
+            <w:sz w:val="22"/>
+            <w:rFonts w:ascii="Calibri" w:hAnsi="Calibri"/>
+          </w:rPr>
+          <w:t xml:space="preserve">https://pravo.by/document/?guid=3871&amp;p0=H10900113</w:t>
+        </w:r>
+      </w:hyperlink>
+    </w:p>
+    <w:p>
+      <w:pPr>
+        <w:pStyle w:val="ListBullet"/>
+      </w:pPr>
+      <w:r>
+        <w:rPr>
+          <w:rFonts w:ascii="Calibri" w:hAnsi="Calibri" w:eastAsia="Calibri"/>
+          <w:b w:val="0"/>
+          <w:i w:val="0"/>
+          <w:sz w:val="22"/>
+        </w:rPr>
+        <w:t xml:space="preserve">Инструкция № 175, актуальный PDF Минтруда (п. 35): </w:t>
+      </w:r>
+      <w:hyperlink r:id="rId14">
+        <w:r>
+          <w:rPr>
+            <w:color w:val="0563C1"/>
+            <w:u w:val="single"/>
+            <w:sz w:val="22"/>
+            <w:rFonts w:ascii="Calibri" w:hAnsi="Calibri"/>
+          </w:rPr>
+          <w:t xml:space="preserve">https://www.mintrud.gov.by/uploads/files/MTiSZ-175-po-sost.-na-02.09.2024.pdf</w:t>
+        </w:r>
+      </w:hyperlink>
+    </w:p>
+    <w:p>
+      <w:pPr>
+        <w:pStyle w:val="ListBullet"/>
+      </w:pPr>
+      <w:r>
+        <w:rPr>
+          <w:rFonts w:ascii="Calibri" w:hAnsi="Calibri" w:eastAsia="Calibri"/>
+          <w:b w:val="0"/>
+          <w:i w:val="0"/>
+          <w:sz w:val="22"/>
+        </w:rPr>
+        <w:t xml:space="preserve">Закон об электронном документе РС 94/2017 (Paragraf): </w:t>
+      </w:r>
+      <w:hyperlink r:id="rId19">
+        <w:r>
+          <w:rPr>
+            <w:color w:val="0563C1"/>
+            <w:u w:val="single"/>
+            <w:sz w:val="22"/>
+            <w:rFonts w:ascii="Calibri" w:hAnsi="Calibri"/>
+          </w:rPr>
+          <w:t xml:space="preserve">https://www.paragraf.rs/propisi/zakon_o_elektronskom_dokumentu_elektronskoj_identifikaciji_i_uslugama_od_poverenja_u_elektronskom_poslovanju.html</w:t>
+        </w:r>
+      </w:hyperlink>
+    </w:p>
+    <w:p>
+      <w:pPr>
+        <w:pStyle w:val="ListBullet"/>
+      </w:pPr>
+      <w:r>
+        <w:rPr>
+          <w:rFonts w:ascii="Calibri" w:hAnsi="Calibri" w:eastAsia="Calibri"/>
+          <w:b w:val="0"/>
+          <w:i w:val="0"/>
+          <w:sz w:val="22"/>
+        </w:rPr>
+        <w:t xml:space="preserve">Закон о БЗР РС 35/2023 (Paragraf): </w:t>
+      </w:r>
+      <w:hyperlink r:id="rId15">
+        <w:r>
+          <w:rPr>
+            <w:color w:val="0563C1"/>
+            <w:u w:val="single"/>
+            <w:sz w:val="22"/>
+            <w:rFonts w:ascii="Calibri" w:hAnsi="Calibri"/>
+          </w:rPr>
+          <w:t xml:space="preserve">https://www.paragraf.rs/propisi/zakon-o-bezbednosti-i-zdravlju-na-radu.html</w:t>
+        </w:r>
+      </w:hyperlink>
+    </w:p>
+    <w:p>
+      <w:pPr>
+        <w:pStyle w:val="ListBullet"/>
+      </w:pPr>
+      <w:r>
+        <w:rPr>
+          <w:rFonts w:ascii="Calibri" w:hAnsi="Calibri" w:eastAsia="Calibri"/>
+          <w:b w:val="0"/>
+          <w:i w:val="0"/>
+          <w:sz w:val="22"/>
+        </w:rPr>
+        <w:t xml:space="preserve">Ley 6/2020 (BOE) — правка LEC 326: </w:t>
+      </w:r>
+      <w:hyperlink r:id="rId24">
+        <w:r>
+          <w:rPr>
+            <w:color w:val="0563C1"/>
+            <w:u w:val="single"/>
+            <w:sz w:val="22"/>
+            <w:rFonts w:ascii="Calibri" w:hAnsi="Calibri"/>
+          </w:rPr>
+          <w:t xml:space="preserve">https://www.boe.es/eli/es/l/2020/11/11/6</w:t>
+        </w:r>
+      </w:hyperlink>
+    </w:p>
+    <w:p>
+      <w:pPr>
+        <w:pStyle w:val="ListBullet"/>
+      </w:pPr>
+      <w:r>
+        <w:rPr>
+          <w:rFonts w:ascii="Calibri" w:hAnsi="Calibri" w:eastAsia="Calibri"/>
+          <w:b w:val="0"/>
+          <w:i w:val="0"/>
+          <w:sz w:val="22"/>
+        </w:rPr>
+        <w:t xml:space="preserve">LPRL 31/1995 (BOE): </w:t>
+      </w:r>
+      <w:hyperlink r:id="rId35">
+        <w:r>
+          <w:rPr>
+            <w:color w:val="0563C1"/>
+            <w:u w:val="single"/>
+            <w:sz w:val="22"/>
+            <w:rFonts w:ascii="Calibri" w:hAnsi="Calibri"/>
+          </w:rPr>
+          <w:t xml:space="preserve">https://www.boe.es/buscar/act.php?id=BOE-A-1995-24292</w:t>
+        </w:r>
+      </w:hyperlink>
+    </w:p>
+    <w:p>
+      <w:pPr>
+        <w:pStyle w:val="ListBullet"/>
+      </w:pPr>
+      <w:r>
+        <w:rPr>
+          <w:rFonts w:ascii="Calibri" w:hAnsi="Calibri" w:eastAsia="Calibri"/>
+          <w:b w:val="0"/>
+          <w:i w:val="0"/>
+          <w:sz w:val="22"/>
+        </w:rPr>
+        <w:t xml:space="preserve">ECA 2000, section 9: </w:t>
+      </w:r>
+      <w:hyperlink r:id="rId22">
+        <w:r>
+          <w:rPr>
+            <w:color w:val="0563C1"/>
+            <w:u w:val="single"/>
+            <w:sz w:val="22"/>
+            <w:rFonts w:ascii="Calibri" w:hAnsi="Calibri"/>
+          </w:rPr>
+          <w:t xml:space="preserve">https://www.irishstatutebook.ie/eli/2000/act/27/section/9/enacted/en/html</w:t>
+        </w:r>
+      </w:hyperlink>
+    </w:p>
+    <w:p>
+      <w:pPr>
+        <w:pStyle w:val="ListBullet"/>
+      </w:pPr>
+      <w:r>
+        <w:rPr>
+          <w:rFonts w:ascii="Calibri" w:hAnsi="Calibri" w:eastAsia="Calibri"/>
+          <w:b w:val="0"/>
+          <w:i w:val="0"/>
+          <w:sz w:val="22"/>
+        </w:rPr>
+        <w:t xml:space="preserve">Redmond v Tallaght University Hospital [2024] IEHC 167: </w:t>
+      </w:r>
+      <w:hyperlink r:id="rId36">
+        <w:r>
+          <w:rPr>
+            <w:color w:val="0563C1"/>
+            <w:u w:val="single"/>
+            <w:sz w:val="22"/>
+            <w:rFonts w:ascii="Calibri" w:hAnsi="Calibri"/>
+          </w:rPr>
+          <w:t xml:space="preserve">https://www.bailii.org/ie/cases/IEHC/2024/2024IEHC167.html</w:t>
+        </w:r>
+      </w:hyperlink>
+    </w:p>
+    <w:p>
+      <w:pPr>
+        <w:pStyle w:val="ListBullet"/>
+      </w:pPr>
+      <w:r>
+        <w:rPr>
+          <w:rFonts w:ascii="Calibri" w:hAnsi="Calibri" w:eastAsia="Calibri"/>
+          <w:b w:val="0"/>
+          <w:i w:val="0"/>
+          <w:sz w:val="22"/>
+        </w:rPr>
+        <w:t xml:space="preserve">Cass. 3e civ., 5 mars 2026, n° 24‑21.034 (Legalis): </w:t>
+      </w:r>
+      <w:hyperlink r:id="rId20">
+        <w:r>
+          <w:rPr>
+            <w:color w:val="0563C1"/>
+            <w:u w:val="single"/>
+            <w:sz w:val="22"/>
+            <w:rFonts w:ascii="Calibri" w:hAnsi="Calibri"/>
+          </w:rPr>
+          <w:t xml:space="preserve">https://www.legalis.net/jurisprudences/cour-de-cassation-civile-ch-civile-3-arret-du-5-mars-2026/</w:t>
+        </w:r>
+      </w:hyperlink>
+    </w:p>
+    <w:p>
+      <w:pPr>
+        <w:pStyle w:val="ListBullet"/>
+      </w:pPr>
+      <w:r>
+        <w:rPr>
+          <w:rFonts w:ascii="Calibri" w:hAnsi="Calibri" w:eastAsia="Calibri"/>
+          <w:b w:val="0"/>
+          <w:i w:val="0"/>
+          <w:sz w:val="22"/>
+        </w:rPr>
+        <w:t xml:space="preserve">Code du travail L. 4121‑1 (Légifrance): </w:t>
+      </w:r>
+      <w:hyperlink r:id="rId21">
+        <w:r>
+          <w:rPr>
+            <w:color w:val="0563C1"/>
+            <w:u w:val="single"/>
+            <w:sz w:val="22"/>
+            <w:rFonts w:ascii="Calibri" w:hAnsi="Calibri"/>
+          </w:rPr>
+          <w:t xml:space="preserve">https://www.legifrance.gouv.fr/codes/article_lc/LEGIARTI000006903144</w:t>
+        </w:r>
+      </w:hyperlink>
+    </w:p>
+    <w:p>
+      <w:pPr>
+        <w:pStyle w:val="ListBullet"/>
+      </w:pPr>
+      <w:r>
+        <w:rPr>
+          <w:rFonts w:ascii="Calibri" w:hAnsi="Calibri" w:eastAsia="Calibri"/>
+          <w:b w:val="0"/>
+          <w:i w:val="0"/>
+          <w:sz w:val="22"/>
+        </w:rPr>
+        <w:t xml:space="preserve">[2025] KEELC 392 (Kenya Law): </w:t>
+      </w:r>
+      <w:hyperlink r:id="rId37">
+        <w:r>
+          <w:rPr>
+            <w:color w:val="0563C1"/>
+            <w:u w:val="single"/>
+            <w:sz w:val="22"/>
+            <w:rFonts w:ascii="Calibri" w:hAnsi="Calibri"/>
+          </w:rPr>
+          <w:t xml:space="preserve">https://new.kenyalaw.org/akn/ke/judgment/keelc/2025/392/eng@2025-02-06</w:t>
+        </w:r>
+      </w:hyperlink>
+    </w:p>
+    <w:p>
+      <w:pPr>
+        <w:pStyle w:val="ListBullet"/>
+      </w:pPr>
+      <w:r>
+        <w:rPr>
+          <w:rFonts w:ascii="Calibri" w:hAnsi="Calibri" w:eastAsia="Calibri"/>
+          <w:b w:val="0"/>
+          <w:i w:val="0"/>
+          <w:sz w:val="22"/>
+        </w:rPr>
+        <w:t xml:space="preserve">OSHA 2007 (Kenya Law): </w:t>
+      </w:r>
+      <w:hyperlink r:id="rId38">
+        <w:r>
+          <w:rPr>
+            <w:color w:val="0563C1"/>
+            <w:u w:val="single"/>
+            <w:sz w:val="22"/>
+            <w:rFonts w:ascii="Calibri" w:hAnsi="Calibri"/>
+          </w:rPr>
+          <w:t xml:space="preserve">https://new.kenyalaw.org/akn/ke/act/2007/15</w:t>
         </w:r>
       </w:hyperlink>
     </w:p>
